--- a/CMA_Summaries_B4_Ch10.docx
+++ b/CMA_Summaries_B4_Ch10.docx
@@ -322,7 +322,7 @@
           <w:sz w:val="19"/>
           <w:szCs w:val="19"/>
         </w:rPr>
-        <w:t xml:space="preserve">One system means one stored value for each fact, which is where every </w:t>
+        <w:t xml:space="preserve">One system means one </w:t>
       </w:r>
       <w:r>
         <w:rPr>
@@ -354,14 +354,14 @@
           <w:sz w:val="19"/>
           <w:szCs w:val="19"/>
         </w:rPr>
-        <w:t xml:space="preserve"> below comes. </w:t>
-      </w:r>
-      <w:r>
-        <w:rPr>
-          <w:sz w:val="19"/>
-          <w:szCs w:val="19"/>
-        </w:rPr>
-        <w:t xml:space="preserve">Those advantages come at a price, and the exam </w:t>
+        <w:t xml:space="preserve"> value for each fact, which is where every advantage below comes. </w:t>
+      </w:r>
+      <w:r>
+        <w:rPr>
+          <w:sz w:val="19"/>
+          <w:szCs w:val="19"/>
+        </w:rPr>
+        <w:t xml:space="preserve">Those </w:t>
       </w:r>
       <w:r>
         <w:rPr>
@@ -379,7 +379,7 @@
           <w:sz w:val="19"/>
           <w:szCs w:val="19"/>
         </w:rPr>
-        <w:t xml:space="preserve">           </w:t>
+        <w:t xml:space="preserve">            </w:t>
       </w:r>
       <w:r>
         <w:rPr>
@@ -393,7 +393,7 @@
           <w:sz w:val="19"/>
           <w:szCs w:val="19"/>
         </w:rPr>
-        <w:t xml:space="preserve"> both sides. </w:t>
+        <w:t xml:space="preserve"> come at a price, and the exam expects both sides. </w:t>
       </w:r>
     </w:p>
     <w:tbl>
@@ -451,7 +451,7 @@
                 <w:sz w:val="16"/>
                 <w:szCs w:val="16"/>
               </w:rPr>
-              <w:t xml:space="preserve">implementations   ·   expects   ·   advantage   ·   separate   ·   defining</w:t>
+              <w:t xml:space="preserve">changes   ·   advantages   ·   stored   ·   separate   ·   defining</w:t>
             </w:r>
           </w:p>
         </w:tc>
@@ -1286,7 +1286,7 @@
           <w:sz w:val="19"/>
           <w:szCs w:val="19"/>
         </w:rPr>
-        <w:t xml:space="preserve"> a way of working, so a company either changes its </w:t>
+        <w:t xml:space="preserve"> a way of working, so a company either </w:t>
       </w:r>
       <w:r>
         <w:rPr>
@@ -1318,7 +1318,7 @@
           <w:sz w:val="19"/>
           <w:szCs w:val="19"/>
         </w:rPr>
-        <w:t xml:space="preserve"> to match the software or pays to change the software. </w:t>
+        <w:t xml:space="preserve"> its processes to match the software or pays to change the software. </w:t>
       </w:r>
       <w:r>
         <w:rPr>
@@ -1383,7 +1383,7 @@
                 <w:sz w:val="16"/>
                 <w:szCs w:val="16"/>
               </w:rPr>
-              <w:t xml:space="preserve">embodies   ·   advantage   ·   implementations   ·   processes   ·   second</w:t>
+              <w:t xml:space="preserve">embodies   ·   breadth   ·   implementations   ·   changes   ·   second</w:t>
             </w:r>
           </w:p>
         </w:tc>
@@ -2218,7 +2218,7 @@
                 <w:sz w:val="16"/>
                 <w:szCs w:val="16"/>
               </w:rPr>
-              <w:t xml:space="preserve">advantage</w:t>
+              <w:t xml:space="preserve">stored</w:t>
             </w:r>
           </w:p>
         </w:tc>
@@ -2286,7 +2286,7 @@
                 <w:sz w:val="16"/>
                 <w:szCs w:val="16"/>
               </w:rPr>
-              <w:t xml:space="preserve">expects</w:t>
+              <w:t xml:space="preserve">advantages</w:t>
             </w:r>
           </w:p>
         </w:tc>
@@ -2319,7 +2319,7 @@
                 <w:sz w:val="16"/>
                 <w:szCs w:val="16"/>
               </w:rPr>
-              <w:t xml:space="preserve">processes</w:t>
+              <w:t xml:space="preserve">changes</w:t>
             </w:r>
           </w:p>
         </w:tc>
@@ -2681,9 +2681,9 @@
         </w:tblBorders>
       </w:tblPr>
       <w:tblGrid>
-        <w:gridCol w:w="1575"/>
-        <w:gridCol w:w="4146"/>
-        <w:gridCol w:w="3879"/>
+        <w:gridCol w:w="1517"/>
+        <w:gridCol w:w="3859"/>
+        <w:gridCol w:w="4224"/>
       </w:tblGrid>
       <w:tr>
         <w:tc>
@@ -2718,7 +2718,7 @@
       <w:tr>
         <w:tc>
           <w:tcPr>
-            <w:tcW w:type="pct" w:w="820"/>
+            <w:tcW w:type="pct" w:w="790"/>
             <w:shd w:fill="353A7C" w:val="clear"/>
             <w:tcMar>
               <w:top w:type="dxa" w:w="50"/>
@@ -2745,7 +2745,7 @@
         </w:tc>
         <w:tc>
           <w:tcPr>
-            <w:tcW w:type="pct" w:w="2160"/>
+            <w:tcW w:type="pct" w:w="2010"/>
             <w:shd w:fill="353A7C" w:val="clear"/>
             <w:tcMar>
               <w:top w:type="dxa" w:w="50"/>
@@ -2772,7 +2772,7 @@
         </w:tc>
         <w:tc>
           <w:tcPr>
-            <w:tcW w:type="pct" w:w="2020"/>
+            <w:tcW w:type="pct" w:w="2200"/>
             <w:shd w:fill="353A7C" w:val="clear"/>
             <w:tcMar>
               <w:top w:type="dxa" w:w="50"/>
@@ -2801,7 +2801,7 @@
       <w:tr>
         <w:tc>
           <w:tcPr>
-            <w:tcW w:type="pct" w:w="820"/>
+            <w:tcW w:type="pct" w:w="790"/>
             <w:tcMar>
               <w:top w:type="dxa" w:w="50"/>
               <w:left w:type="dxa" w:w="110"/>
@@ -2824,7 +2824,7 @@
         </w:tc>
         <w:tc>
           <w:tcPr>
-            <w:tcW w:type="pct" w:w="2160"/>
+            <w:tcW w:type="pct" w:w="2010"/>
             <w:tcMar>
               <w:top w:type="dxa" w:w="50"/>
               <w:left w:type="dxa" w:w="110"/>
@@ -2847,7 +2847,7 @@
         </w:tc>
         <w:tc>
           <w:tcPr>
-            <w:tcW w:type="pct" w:w="2020"/>
+            <w:tcW w:type="pct" w:w="2200"/>
             <w:tcMar>
               <w:top w:type="dxa" w:w="50"/>
               <w:left w:type="dxa" w:w="110"/>
@@ -2904,7 +2904,7 @@
       <w:tr>
         <w:tc>
           <w:tcPr>
-            <w:tcW w:type="pct" w:w="820"/>
+            <w:tcW w:type="pct" w:w="790"/>
             <w:shd w:fill="FBFAF6" w:val="clear"/>
             <w:tcMar>
               <w:top w:type="dxa" w:w="50"/>
@@ -2928,7 +2928,7 @@
         </w:tc>
         <w:tc>
           <w:tcPr>
-            <w:tcW w:type="pct" w:w="2160"/>
+            <w:tcW w:type="pct" w:w="2010"/>
             <w:shd w:fill="FBFAF6" w:val="clear"/>
             <w:tcMar>
               <w:top w:type="dxa" w:w="50"/>
@@ -2952,8 +2952,8 @@
         </w:tc>
         <w:tc>
           <w:tcPr>
-            <w:tcW w:type="pct" w:w="2020"/>
-            <w:shd w:fill="FFFFFF" w:val="clear"/>
+            <w:tcW w:type="pct" w:w="2200"/>
+            <w:shd w:fill="FBFAF6" w:val="clear"/>
             <w:tcMar>
               <w:top w:type="dxa" w:w="50"/>
               <w:left w:type="dxa" w:w="110"/>
@@ -2963,17 +2963,14 @@
           </w:tcPr>
           <w:p>
             <w:pPr>
-              <w:spacing w:before="46" w:after="46"/>
-            </w:pPr>
-            <w:r>
-              <w:rPr>
-                <w:b/>
-                <w:bCs/>
-                <w:color w:val="8186EF"/>
-                <w:sz w:val="14"/>
-                <w:szCs w:val="14"/>
-              </w:rPr>
-              <w:t xml:space="preserve">(2)</w:t>
+              <w:spacing w:before="28" w:after="28"/>
+            </w:pPr>
+            <w:r>
+              <w:rPr>
+                <w:sz w:val="15"/>
+                <w:szCs w:val="15"/>
+              </w:rPr>
+              <w:t xml:space="preserve">The 1,500-case difference of Chapter 9 cannot arise</w:t>
             </w:r>
           </w:p>
         </w:tc>
@@ -2981,7 +2978,7 @@
       <w:tr>
         <w:tc>
           <w:tcPr>
-            <w:tcW w:type="pct" w:w="820"/>
+            <w:tcW w:type="pct" w:w="790"/>
             <w:tcMar>
               <w:top w:type="dxa" w:w="50"/>
               <w:left w:type="dxa" w:w="110"/>
@@ -3004,7 +3001,7 @@
         </w:tc>
         <w:tc>
           <w:tcPr>
-            <w:tcW w:type="pct" w:w="2160"/>
+            <w:tcW w:type="pct" w:w="2010"/>
             <w:tcMar>
               <w:top w:type="dxa" w:w="50"/>
               <w:left w:type="dxa" w:w="110"/>
@@ -3027,7 +3024,7 @@
         </w:tc>
         <w:tc>
           <w:tcPr>
-            <w:tcW w:type="pct" w:w="2020"/>
+            <w:tcW w:type="pct" w:w="2200"/>
             <w:shd w:fill="FFFFFF" w:val="clear"/>
             <w:tcMar>
               <w:top w:type="dxa" w:w="50"/>
@@ -3048,7 +3045,7 @@
                 <w:sz w:val="14"/>
                 <w:szCs w:val="14"/>
               </w:rPr>
-              <w:t xml:space="preserve">(3)</w:t>
+              <w:t xml:space="preserve">(2)</w:t>
             </w:r>
           </w:p>
         </w:tc>
@@ -3056,7 +3053,7 @@
       <w:tr>
         <w:tc>
           <w:tcPr>
-            <w:tcW w:type="pct" w:w="820"/>
+            <w:tcW w:type="pct" w:w="790"/>
             <w:shd w:fill="FBFAF6" w:val="clear"/>
             <w:tcMar>
               <w:top w:type="dxa" w:w="50"/>
@@ -3080,7 +3077,7 @@
         </w:tc>
         <w:tc>
           <w:tcPr>
-            <w:tcW w:type="pct" w:w="2160"/>
+            <w:tcW w:type="pct" w:w="2010"/>
             <w:shd w:fill="FFFFFF" w:val="clear"/>
             <w:tcMar>
               <w:top w:type="dxa" w:w="50"/>
@@ -3101,13 +3098,13 @@
                 <w:sz w:val="14"/>
                 <w:szCs w:val="14"/>
               </w:rPr>
-              <w:t xml:space="preserve">(4)</w:t>
-            </w:r>
-          </w:p>
-        </w:tc>
-        <w:tc>
-          <w:tcPr>
-            <w:tcW w:type="pct" w:w="2020"/>
+              <w:t xml:space="preserve">(3)</w:t>
+            </w:r>
+          </w:p>
+        </w:tc>
+        <w:tc>
+          <w:tcPr>
+            <w:tcW w:type="pct" w:w="2200"/>
             <w:shd w:fill="FBFAF6" w:val="clear"/>
             <w:tcMar>
               <w:top w:type="dxa" w:w="50"/>
@@ -3133,7 +3130,7 @@
       <w:tr>
         <w:tc>
           <w:tcPr>
-            <w:tcW w:type="pct" w:w="820"/>
+            <w:tcW w:type="pct" w:w="790"/>
             <w:tcMar>
               <w:top w:type="dxa" w:w="50"/>
               <w:left w:type="dxa" w:w="110"/>
@@ -3156,7 +3153,7 @@
         </w:tc>
         <w:tc>
           <w:tcPr>
-            <w:tcW w:type="pct" w:w="2160"/>
+            <w:tcW w:type="pct" w:w="2010"/>
             <w:tcMar>
               <w:top w:type="dxa" w:w="50"/>
               <w:left w:type="dxa" w:w="110"/>
@@ -3179,7 +3176,7 @@
         </w:tc>
         <w:tc>
           <w:tcPr>
-            <w:tcW w:type="pct" w:w="2020"/>
+            <w:tcW w:type="pct" w:w="2200"/>
             <w:shd w:fill="FFFFFF" w:val="clear"/>
             <w:tcMar>
               <w:top w:type="dxa" w:w="50"/>
@@ -3200,7 +3197,7 @@
                 <w:sz w:val="14"/>
                 <w:szCs w:val="14"/>
               </w:rPr>
-              <w:t xml:space="preserve">(5)</w:t>
+              <w:t xml:space="preserve">(4)</w:t>
             </w:r>
           </w:p>
         </w:tc>
@@ -3208,7 +3205,7 @@
       <w:tr>
         <w:tc>
           <w:tcPr>
-            <w:tcW w:type="pct" w:w="820"/>
+            <w:tcW w:type="pct" w:w="790"/>
             <w:shd w:fill="FBFAF6" w:val="clear"/>
             <w:tcMar>
               <w:top w:type="dxa" w:w="50"/>
@@ -3232,8 +3229,8 @@
         </w:tc>
         <w:tc>
           <w:tcPr>
-            <w:tcW w:type="pct" w:w="2160"/>
-            <w:shd w:fill="FBFAF6" w:val="clear"/>
+            <w:tcW w:type="pct" w:w="2010"/>
+            <w:shd w:fill="FFFFFF" w:val="clear"/>
             <w:tcMar>
               <w:top w:type="dxa" w:w="50"/>
               <w:left w:type="dxa" w:w="110"/>
@@ -3243,21 +3240,24 @@
           </w:tcPr>
           <w:p>
             <w:pPr>
-              <w:spacing w:before="28" w:after="28"/>
-            </w:pPr>
-            <w:r>
-              <w:rPr>
-                <w:sz w:val="15"/>
-                <w:szCs w:val="15"/>
-              </w:rPr>
-              <w:t xml:space="preserve">No transfer exists to fail</w:t>
-            </w:r>
-          </w:p>
-        </w:tc>
-        <w:tc>
-          <w:tcPr>
-            <w:tcW w:type="pct" w:w="2020"/>
-            <w:shd w:fill="FFFFFF" w:val="clear"/>
+              <w:spacing w:before="46" w:after="46"/>
+            </w:pPr>
+            <w:r>
+              <w:rPr>
+                <w:b/>
+                <w:bCs/>
+                <w:color w:val="8186EF"/>
+                <w:sz w:val="14"/>
+                <w:szCs w:val="14"/>
+              </w:rPr>
+              <w:t xml:space="preserve">(5)</w:t>
+            </w:r>
+          </w:p>
+        </w:tc>
+        <w:tc>
+          <w:tcPr>
+            <w:tcW w:type="pct" w:w="2200"/>
+            <w:shd w:fill="FBFAF6" w:val="clear"/>
             <w:tcMar>
               <w:top w:type="dxa" w:w="50"/>
               <w:left w:type="dxa" w:w="110"/>
@@ -3267,17 +3267,14 @@
           </w:tcPr>
           <w:p>
             <w:pPr>
-              <w:spacing w:before="46" w:after="46"/>
-            </w:pPr>
-            <w:r>
-              <w:rPr>
-                <w:b/>
-                <w:bCs/>
-                <w:color w:val="8186EF"/>
-                <w:sz w:val="14"/>
-                <w:szCs w:val="14"/>
-              </w:rPr>
-              <w:t xml:space="preserve">(6)</w:t>
+              <w:spacing w:before="28" w:after="28"/>
+            </w:pPr>
+            <w:r>
+              <w:rPr>
+                <w:sz w:val="15"/>
+                <w:szCs w:val="15"/>
+              </w:rPr>
+              <w:t xml:space="preserve">The unreconciled upload disappears with the interface</w:t>
             </w:r>
           </w:p>
         </w:tc>
@@ -3339,7 +3336,7 @@
                 <w:sz w:val="16"/>
                 <w:szCs w:val="16"/>
               </w:rPr>
-              <w:t xml:space="preserve">Profit by product is a query, not a project   ·   The two days a month are released for analysis   ·   The unreconciled upload disappears with the interface   ·   immediately   ·   Posting is immediate, not monthly   ·   disagreement   ·   The 1,500-case difference of Chapter 9 cannot arise</w:t>
+              <w:t xml:space="preserve">Posting is immediate, not monthly   ·   No transfer exists to fail   ·   immediately   ·   Profit by product is a query, not a project   ·   disagreement   ·   The two days a month are released for analysis</w:t>
             </w:r>
           </w:p>
         </w:tc>
@@ -3366,7 +3363,7 @@
           <w:sz w:val="16"/>
           <w:szCs w:val="16"/>
         </w:rPr>
-        <w:t xml:space="preserve">      gaps 7–14</w:t>
+        <w:t xml:space="preserve">      gaps 6–13</w:t>
       </w:r>
     </w:p>
     <w:p>
@@ -3389,7 +3386,7 @@
           <w:sz w:val="15"/>
           <w:szCs w:val="15"/>
         </w:rPr>
-        <w:t xml:space="preserve"> (7) </w:t>
+        <w:t xml:space="preserve"> (6) </w:t>
       </w:r>
       <w:r>
         <w:rPr>
@@ -3411,7 +3408,14 @@
           <w:sz w:val="19"/>
           <w:szCs w:val="19"/>
         </w:rPr>
-        <w:t xml:space="preserve"> produces all six </w:t>
+        <w:t xml:space="preserve"> produces all six answers: the fact is stored once. </w:t>
+      </w:r>
+      <w:r>
+        <w:rPr>
+          <w:sz w:val="19"/>
+          <w:szCs w:val="19"/>
+        </w:rPr>
+        <w:t xml:space="preserve">Because production output is a row in the same database the ledger reads, it cannot be keyed twice, cannot </w:t>
       </w:r>
       <w:r>
         <w:rPr>
@@ -3421,7 +3425,7 @@
           <w:sz w:val="15"/>
           <w:szCs w:val="15"/>
         </w:rPr>
-        <w:t xml:space="preserve"> (8) </w:t>
+        <w:t xml:space="preserve"> (7) </w:t>
       </w:r>
       <w:r>
         <w:rPr>
@@ -3443,14 +3447,7 @@
           <w:sz w:val="19"/>
           <w:szCs w:val="19"/>
         </w:rPr>
-        <w:t xml:space="preserve">: the fact is stored once. </w:t>
-      </w:r>
-      <w:r>
-        <w:rPr>
-          <w:sz w:val="19"/>
-          <w:szCs w:val="19"/>
-        </w:rPr>
-        <w:t xml:space="preserve">Because </w:t>
+        <w:t xml:space="preserve"> with itself, needs no reconciliation, </w:t>
       </w:r>
       <w:r>
         <w:rPr>
@@ -3460,7 +3457,7 @@
           <w:sz w:val="15"/>
           <w:szCs w:val="15"/>
         </w:rPr>
-        <w:t xml:space="preserve"> (9) </w:t>
+        <w:t xml:space="preserve"> (8) </w:t>
       </w:r>
       <w:r>
         <w:rPr>
@@ -3468,7 +3465,7 @@
           <w:sz w:val="19"/>
           <w:szCs w:val="19"/>
         </w:rPr>
-        <w:t xml:space="preserve">            </w:t>
+        <w:t xml:space="preserve">           </w:t>
       </w:r>
       <w:r>
         <w:rPr>
@@ -3482,7 +3479,14 @@
           <w:sz w:val="19"/>
           <w:szCs w:val="19"/>
         </w:rPr>
-        <w:t xml:space="preserve"> output is a row in the same database the ledger reads, it cannot be keyed twice, cannot disagree with itself, needs no </w:t>
+        <w:t xml:space="preserve"> without delay and can be joined to a customer or a product. </w:t>
+      </w:r>
+      <w:r>
+        <w:rPr>
+          <w:sz w:val="19"/>
+          <w:szCs w:val="19"/>
+        </w:rPr>
+        <w:t xml:space="preserve">The sixth </w:t>
       </w:r>
       <w:r>
         <w:rPr>
@@ -3492,7 +3496,7 @@
           <w:sz w:val="15"/>
           <w:szCs w:val="15"/>
         </w:rPr>
-        <w:t xml:space="preserve"> (10) </w:t>
+        <w:t xml:space="preserve"> (9) </w:t>
       </w:r>
       <w:r>
         <w:rPr>
@@ -3500,7 +3504,7 @@
           <w:sz w:val="19"/>
           <w:szCs w:val="19"/>
         </w:rPr>
-        <w:t xml:space="preserve">                </w:t>
+        <w:t xml:space="preserve">           </w:t>
       </w:r>
       <w:r>
         <w:rPr>
@@ -3514,14 +3518,7 @@
           <w:sz w:val="19"/>
           <w:szCs w:val="19"/>
         </w:rPr>
-        <w:t xml:space="preserve">, arrives without delay and can be joined to a customer or a product. </w:t>
-      </w:r>
-      <w:r>
-        <w:rPr>
-          <w:sz w:val="19"/>
-          <w:szCs w:val="19"/>
-        </w:rPr>
-        <w:t xml:space="preserve">The sixth answer is the one </w:t>
+        <w:t xml:space="preserve"> is the one </w:t>
       </w:r>
       <w:r>
         <w:rPr>
@@ -3531,7 +3528,7 @@
           <w:sz w:val="15"/>
           <w:szCs w:val="15"/>
         </w:rPr>
-        <w:t xml:space="preserve"> (11) </w:t>
+        <w:t xml:space="preserve"> (10) </w:t>
       </w:r>
       <w:r>
         <w:rPr>
@@ -3560,7 +3557,7 @@
           <w:sz w:val="19"/>
           <w:szCs w:val="19"/>
         </w:rPr>
-        <w:t xml:space="preserve">The </w:t>
+        <w:t xml:space="preserve">The unreconciled monthly upload; it </w:t>
       </w:r>
       <w:r>
         <w:rPr>
@@ -3570,7 +3567,7 @@
           <w:sz w:val="15"/>
           <w:szCs w:val="15"/>
         </w:rPr>
-        <w:t xml:space="preserve"> (12) </w:t>
+        <w:t xml:space="preserve"> (11) </w:t>
       </w:r>
       <w:r>
         <w:rPr>
@@ -3578,7 +3575,7 @@
           <w:sz w:val="19"/>
           <w:szCs w:val="19"/>
         </w:rPr>
-        <w:t xml:space="preserve">              </w:t>
+        <w:t xml:space="preserve">           </w:t>
       </w:r>
       <w:r>
         <w:rPr>
@@ -3592,7 +3589,14 @@
           <w:sz w:val="19"/>
           <w:szCs w:val="19"/>
         </w:rPr>
-        <w:t xml:space="preserve"> monthly upload; it ceases to exist, because there is nothing to </w:t>
+        <w:t xml:space="preserve"> to exist, because there is nothing to transfer between. </w:t>
+      </w:r>
+      <w:r>
+        <w:rPr>
+          <w:sz w:val="19"/>
+          <w:szCs w:val="19"/>
+        </w:rPr>
+        <w:t xml:space="preserve">Removing a control </w:t>
       </w:r>
       <w:r>
         <w:rPr>
@@ -3602,7 +3606,7 @@
           <w:sz w:val="15"/>
           <w:szCs w:val="15"/>
         </w:rPr>
-        <w:t xml:space="preserve"> (13) </w:t>
+        <w:t xml:space="preserve"> (12) </w:t>
       </w:r>
       <w:r>
         <w:rPr>
@@ -3624,14 +3628,7 @@
           <w:sz w:val="19"/>
           <w:szCs w:val="19"/>
         </w:rPr>
-        <w:t xml:space="preserve"> between. </w:t>
-      </w:r>
-      <w:r>
-        <w:rPr>
-          <w:sz w:val="19"/>
-          <w:szCs w:val="19"/>
-        </w:rPr>
-        <w:t xml:space="preserve">Removing a control weakness by removing the thing that needed </w:t>
+        <w:t xml:space="preserve"> by removing the thing that needed </w:t>
       </w:r>
       <w:r>
         <w:rPr>
@@ -3641,7 +3638,7 @@
           <w:sz w:val="15"/>
           <w:szCs w:val="15"/>
         </w:rPr>
-        <w:t xml:space="preserve"> (14) </w:t>
+        <w:t xml:space="preserve"> (13) </w:t>
       </w:r>
       <w:r>
         <w:rPr>
@@ -3721,7 +3718,7 @@
                 <w:sz w:val="16"/>
                 <w:szCs w:val="16"/>
               </w:rPr>
-              <w:t xml:space="preserve">answers   ·   database   ·   mechanism   ·   transfer   ·   production   ·   unreconciled   ·   candidates   ·   reconciliation   ·   controlling</w:t>
+              <w:t xml:space="preserve">disagree   ·   transfer   ·   mechanism   ·   weakness   ·   arrives   ·   ceases   ·   candidates   ·   answer   ·   controlling</w:t>
             </w:r>
           </w:p>
         </w:tc>
@@ -3795,7 +3792,7 @@
           <w:sz w:val="16"/>
           <w:szCs w:val="16"/>
         </w:rPr>
-        <w:t xml:space="preserve">      gaps 15–17</w:t>
+        <w:t xml:space="preserve">      gaps 14–16</w:t>
       </w:r>
     </w:p>
     <w:p>
@@ -3825,7 +3822,7 @@
           <w:sz w:val="15"/>
           <w:szCs w:val="15"/>
         </w:rPr>
-        <w:t xml:space="preserve"> (15) </w:t>
+        <w:t xml:space="preserve"> (14) </w:t>
       </w:r>
       <w:r>
         <w:rPr>
@@ -3857,7 +3854,7 @@
           <w:sz w:val="15"/>
           <w:szCs w:val="15"/>
         </w:rPr>
-        <w:t xml:space="preserve"> (16) </w:t>
+        <w:t xml:space="preserve"> (15) </w:t>
       </w:r>
       <w:r>
         <w:rPr>
@@ -3896,7 +3893,7 @@
           <w:sz w:val="15"/>
           <w:szCs w:val="15"/>
         </w:rPr>
-        <w:t xml:space="preserve"> (17) </w:t>
+        <w:t xml:space="preserve"> (16) </w:t>
       </w:r>
       <w:r>
         <w:rPr>
@@ -4106,14 +4103,14 @@
                 <w:sz w:val="16"/>
                 <w:szCs w:val="16"/>
               </w:rPr>
-              <w:t xml:space="preserve">10  </w:t>
-            </w:r>
-            <w:r>
-              <w:rPr>
-                <w:sz w:val="16"/>
-                <w:szCs w:val="16"/>
-              </w:rPr>
-              <w:t xml:space="preserve">reconciliation</w:t>
+              <w:t xml:space="preserve">9  </w:t>
+            </w:r>
+            <w:r>
+              <w:rPr>
+                <w:sz w:val="16"/>
+                <w:szCs w:val="16"/>
+              </w:rPr>
+              <w:t xml:space="preserve">answer</w:t>
             </w:r>
           </w:p>
         </w:tc>
@@ -4148,7 +4145,7 @@
                 <w:sz w:val="16"/>
                 <w:szCs w:val="16"/>
               </w:rPr>
-              <w:t xml:space="preserve">The 1,500-case difference of Chapter 9 cannot arise</w:t>
+              <w:t xml:space="preserve">The two days a month are released for analysis</w:t>
             </w:r>
           </w:p>
         </w:tc>
@@ -4174,7 +4171,7 @@
                 <w:sz w:val="16"/>
                 <w:szCs w:val="16"/>
               </w:rPr>
-              <w:t xml:space="preserve">11  </w:t>
+              <w:t xml:space="preserve">10  </w:t>
             </w:r>
             <w:r>
               <w:rPr>
@@ -4216,7 +4213,7 @@
                 <w:sz w:val="16"/>
                 <w:szCs w:val="16"/>
               </w:rPr>
-              <w:t xml:space="preserve">The two days a month are released for analysis</w:t>
+              <w:t xml:space="preserve">Posting is immediate, not monthly</w:t>
             </w:r>
           </w:p>
         </w:tc>
@@ -4242,14 +4239,14 @@
                 <w:sz w:val="16"/>
                 <w:szCs w:val="16"/>
               </w:rPr>
-              <w:t xml:space="preserve">12  </w:t>
-            </w:r>
-            <w:r>
-              <w:rPr>
-                <w:sz w:val="16"/>
-                <w:szCs w:val="16"/>
-              </w:rPr>
-              <w:t xml:space="preserve">unreconciled</w:t>
+              <w:t xml:space="preserve">11  </w:t>
+            </w:r>
+            <w:r>
+              <w:rPr>
+                <w:sz w:val="16"/>
+                <w:szCs w:val="16"/>
+              </w:rPr>
+              <w:t xml:space="preserve">ceases</w:t>
             </w:r>
           </w:p>
         </w:tc>
@@ -4284,7 +4281,7 @@
                 <w:sz w:val="16"/>
                 <w:szCs w:val="16"/>
               </w:rPr>
-              <w:t xml:space="preserve">Posting is immediate, not monthly</w:t>
+              <w:t xml:space="preserve">Profit by product is a query, not a project</w:t>
             </w:r>
           </w:p>
         </w:tc>
@@ -4310,14 +4307,14 @@
                 <w:sz w:val="16"/>
                 <w:szCs w:val="16"/>
               </w:rPr>
-              <w:t xml:space="preserve">13  </w:t>
-            </w:r>
-            <w:r>
-              <w:rPr>
-                <w:sz w:val="16"/>
-                <w:szCs w:val="16"/>
-              </w:rPr>
-              <w:t xml:space="preserve">transfer</w:t>
+              <w:t xml:space="preserve">12  </w:t>
+            </w:r>
+            <w:r>
+              <w:rPr>
+                <w:sz w:val="16"/>
+                <w:szCs w:val="16"/>
+              </w:rPr>
+              <w:t xml:space="preserve">weakness</w:t>
             </w:r>
           </w:p>
         </w:tc>
@@ -4352,7 +4349,7 @@
                 <w:sz w:val="16"/>
                 <w:szCs w:val="16"/>
               </w:rPr>
-              <w:t xml:space="preserve">Profit by product is a query, not a project</w:t>
+              <w:t xml:space="preserve">No transfer exists to fail</w:t>
             </w:r>
           </w:p>
         </w:tc>
@@ -4378,7 +4375,7 @@
                 <w:sz w:val="16"/>
                 <w:szCs w:val="16"/>
               </w:rPr>
-              <w:t xml:space="preserve">14  </w:t>
+              <w:t xml:space="preserve">13  </w:t>
             </w:r>
             <w:r>
               <w:rPr>
@@ -4420,7 +4417,7 @@
                 <w:sz w:val="16"/>
                 <w:szCs w:val="16"/>
               </w:rPr>
-              <w:t xml:space="preserve">The unreconciled upload disappears with the interface</w:t>
+              <w:t xml:space="preserve">mechanism</w:t>
             </w:r>
           </w:p>
         </w:tc>
@@ -4446,7 +4443,7 @@
                 <w:sz w:val="16"/>
                 <w:szCs w:val="16"/>
               </w:rPr>
-              <w:t xml:space="preserve">15  </w:t>
+              <w:t xml:space="preserve">14  </w:t>
             </w:r>
             <w:r>
               <w:rPr>
@@ -4488,7 +4485,7 @@
                 <w:sz w:val="16"/>
                 <w:szCs w:val="16"/>
               </w:rPr>
-              <w:t xml:space="preserve">mechanism</w:t>
+              <w:t xml:space="preserve">disagree</w:t>
             </w:r>
           </w:p>
         </w:tc>
@@ -4514,7 +4511,7 @@
                 <w:sz w:val="16"/>
                 <w:szCs w:val="16"/>
               </w:rPr>
-              <w:t xml:space="preserve">16  </w:t>
+              <w:t xml:space="preserve">15  </w:t>
             </w:r>
             <w:r>
               <w:rPr>
@@ -4556,7 +4553,7 @@
                 <w:sz w:val="16"/>
                 <w:szCs w:val="16"/>
               </w:rPr>
-              <w:t xml:space="preserve">answers</w:t>
+              <w:t xml:space="preserve">arrives</w:t>
             </w:r>
           </w:p>
         </w:tc>
@@ -4582,7 +4579,7 @@
                 <w:sz w:val="16"/>
                 <w:szCs w:val="16"/>
               </w:rPr>
-              <w:t xml:space="preserve">17  </w:t>
+              <w:t xml:space="preserve">16  </w:t>
             </w:r>
             <w:r>
               <w:rPr>
@@ -4590,64 +4587,6 @@
                 <w:szCs w:val="16"/>
               </w:rPr>
               <w:t xml:space="preserve">transfers</w:t>
-            </w:r>
-          </w:p>
-        </w:tc>
-      </w:tr>
-      <w:tr>
-        <w:tc>
-          <w:tcPr>
-            <w:tcW w:type="pct" w:w="2500"/>
-            <w:tcMar>
-              <w:top w:type="dxa" w:w="20"/>
-              <w:left w:type="dxa" w:w="80"/>
-              <w:bottom w:type="dxa" w:w="20"/>
-              <w:right w:type="dxa" w:w="80"/>
-            </w:tcMar>
-          </w:tcPr>
-          <w:p>
-            <w:pPr>
-              <w:spacing w:before="12" w:after="12"/>
-            </w:pPr>
-            <w:r>
-              <w:rPr>
-                <w:b/>
-                <w:bCs/>
-                <w:color w:val="8186EF"/>
-                <w:sz w:val="16"/>
-                <w:szCs w:val="16"/>
-              </w:rPr>
-              <w:t xml:space="preserve">9  </w:t>
-            </w:r>
-            <w:r>
-              <w:rPr>
-                <w:sz w:val="16"/>
-                <w:szCs w:val="16"/>
-              </w:rPr>
-              <w:t xml:space="preserve">production</w:t>
-            </w:r>
-          </w:p>
-        </w:tc>
-        <w:tc>
-          <w:tcPr>
-            <w:tcW w:type="pct" w:w="2500"/>
-            <w:tcMar>
-              <w:top w:type="dxa" w:w="20"/>
-              <w:left w:type="dxa" w:w="80"/>
-              <w:bottom w:type="dxa" w:w="20"/>
-              <w:right w:type="dxa" w:w="80"/>
-            </w:tcMar>
-          </w:tcPr>
-          <w:p>
-            <w:pPr>
-              <w:spacing w:before="24" w:after="24"/>
-            </w:pPr>
-            <w:r>
-              <w:rPr>
-                <w:sz w:val="16"/>
-                <w:szCs w:val="16"/>
-              </w:rPr>
-              <w:t xml:space="preserve"/>
             </w:r>
           </w:p>
         </w:tc>
@@ -6648,14 +6587,7 @@
           <w:sz w:val="19"/>
           <w:szCs w:val="19"/>
         </w:rPr>
-        <w:t xml:space="preserve"> of rows at once, and running that against the live system would slow down the people working in it. </w:t>
-      </w:r>
-      <w:r>
-        <w:rPr>
-          <w:sz w:val="19"/>
-          <w:szCs w:val="19"/>
-        </w:rPr>
-        <w:t xml:space="preserve">That is why analysis happens </w:t>
+        <w:t xml:space="preserve"> of rows at once, and </w:t>
       </w:r>
       <w:r>
         <w:rPr>
@@ -6687,14 +6619,14 @@
           <w:sz w:val="19"/>
           <w:szCs w:val="19"/>
         </w:rPr>
-        <w:t xml:space="preserve"> else. </w:t>
-      </w:r>
-      <w:r>
-        <w:rPr>
-          <w:sz w:val="19"/>
-          <w:szCs w:val="19"/>
-        </w:rPr>
-        <w:t xml:space="preserve">A data warehouse is a </w:t>
+        <w:t xml:space="preserve"> that against the live system would slow down the people working in it. </w:t>
+      </w:r>
+      <w:r>
+        <w:rPr>
+          <w:sz w:val="19"/>
+          <w:szCs w:val="19"/>
+        </w:rPr>
+        <w:t xml:space="preserve">That is why analysis happens </w:t>
       </w:r>
       <w:r>
         <w:rPr>
@@ -6726,7 +6658,14 @@
           <w:sz w:val="19"/>
           <w:szCs w:val="19"/>
         </w:rPr>
-        <w:t xml:space="preserve"> store holding </w:t>
+        <w:t xml:space="preserve"> else. </w:t>
+      </w:r>
+      <w:r>
+        <w:rPr>
+          <w:sz w:val="19"/>
+          <w:szCs w:val="19"/>
+        </w:rPr>
+        <w:t xml:space="preserve">A data warehouse is a </w:t>
       </w:r>
       <w:r>
         <w:rPr>
@@ -6758,14 +6697,14 @@
           <w:sz w:val="19"/>
           <w:szCs w:val="19"/>
         </w:rPr>
-        <w:t xml:space="preserve"> across every subject, loaded from the operational systems, read but never updated by transactions. </w:t>
-      </w:r>
-      <w:r>
-        <w:rPr>
-          <w:sz w:val="19"/>
-          <w:szCs w:val="19"/>
-        </w:rPr>
-        <w:t xml:space="preserve">A data mart is a </w:t>
+        <w:t xml:space="preserve"> store holding history across every subject, loaded from the operational systems, read but never updated by transactions. </w:t>
+      </w:r>
+      <w:r>
+        <w:rPr>
+          <w:sz w:val="19"/>
+          <w:szCs w:val="19"/>
+        </w:rPr>
+        <w:t xml:space="preserve">A data mart is a smaller store </w:t>
       </w:r>
       <w:r>
         <w:rPr>
@@ -6797,7 +6736,14 @@
           <w:sz w:val="19"/>
           <w:szCs w:val="19"/>
         </w:rPr>
-        <w:t xml:space="preserve"> store serving one </w:t>
+        <w:t xml:space="preserve"> one department or subject, usually drawn from the warehouse. </w:t>
+      </w:r>
+      <w:r>
+        <w:rPr>
+          <w:sz w:val="19"/>
+          <w:szCs w:val="19"/>
+        </w:rPr>
+        <w:t xml:space="preserve">The </w:t>
       </w:r>
       <w:r>
         <w:rPr>
@@ -6815,7 +6761,7 @@
           <w:sz w:val="19"/>
           <w:szCs w:val="19"/>
         </w:rPr>
-        <w:t xml:space="preserve">            </w:t>
+        <w:t xml:space="preserve">              </w:t>
       </w:r>
       <w:r>
         <w:rPr>
@@ -6829,14 +6775,7 @@
           <w:sz w:val="19"/>
           <w:szCs w:val="19"/>
         </w:rPr>
-        <w:t xml:space="preserve"> or subject, usually drawn from the warehouse. </w:t>
-      </w:r>
-      <w:r>
-        <w:rPr>
-          <w:sz w:val="19"/>
-          <w:szCs w:val="19"/>
-        </w:rPr>
-        <w:t xml:space="preserve">The </w:t>
+        <w:t xml:space="preserve"> is one of scope, not of </w:t>
       </w:r>
       <w:r>
         <w:rPr>
@@ -6854,7 +6793,7 @@
           <w:sz w:val="19"/>
           <w:szCs w:val="19"/>
         </w:rPr>
-        <w:t xml:space="preserve">              </w:t>
+        <w:t xml:space="preserve">           </w:t>
       </w:r>
       <w:r>
         <w:rPr>
@@ -6868,7 +6807,14 @@
           <w:sz w:val="19"/>
           <w:szCs w:val="19"/>
         </w:rPr>
-        <w:t xml:space="preserve"> is one of scope, not of </w:t>
+        <w:t xml:space="preserve">. </w:t>
+      </w:r>
+      <w:r>
+        <w:rPr>
+          <w:sz w:val="19"/>
+          <w:szCs w:val="19"/>
+        </w:rPr>
+        <w:t xml:space="preserve">A mart is not a lesser warehouse; it is a </w:t>
       </w:r>
       <w:r>
         <w:rPr>
@@ -6886,7 +6832,7 @@
           <w:sz w:val="19"/>
           <w:szCs w:val="19"/>
         </w:rPr>
-        <w:t xml:space="preserve">           </w:t>
+        <w:t xml:space="preserve">             </w:t>
       </w:r>
       <w:r>
         <w:rPr>
@@ -6900,14 +6846,7 @@
           <w:sz w:val="19"/>
           <w:szCs w:val="19"/>
         </w:rPr>
-        <w:t xml:space="preserve">. </w:t>
-      </w:r>
-      <w:r>
-        <w:rPr>
-          <w:sz w:val="19"/>
-          <w:szCs w:val="19"/>
-        </w:rPr>
-        <w:t xml:space="preserve">A mart is not a lesser warehouse; it is a </w:t>
+        <w:t xml:space="preserve"> worth of structure applied to one subject, so that the sales team can answer its own questions without waiting for, or </w:t>
       </w:r>
       <w:r>
         <w:rPr>
@@ -6925,7 +6864,7 @@
           <w:sz w:val="19"/>
           <w:szCs w:val="19"/>
         </w:rPr>
-        <w:t xml:space="preserve">             </w:t>
+        <w:t xml:space="preserve">            </w:t>
       </w:r>
       <w:r>
         <w:rPr>
@@ -6939,7 +6878,7 @@
           <w:sz w:val="19"/>
           <w:szCs w:val="19"/>
         </w:rPr>
-        <w:t xml:space="preserve"> worth of structure applied to one subject, so that the sales team can answer its own questions without waiting for, or disturbing, anyone else. </w:t>
+        <w:t xml:space="preserve">, anyone else. </w:t>
       </w:r>
     </w:p>
     <w:tbl>
@@ -6997,7 +6936,7 @@
                 <w:sz w:val="16"/>
                 <w:szCs w:val="16"/>
               </w:rPr>
-              <w:t xml:space="preserve">relationship   ·   somewhere   ·   warehouse's   ·   millions   ·   separate   ·   department   ·   history   ·   opposite   ·   transaction   ·   smaller   ·   process   ·   quality</w:t>
+              <w:t xml:space="preserve">quality   ·   running   ·   disturbing   ·   millions   ·   somewhere   ·   relationship   ·   separate   ·   opposite   ·   transaction   ·   serving   ·   process   ·   warehouse's</w:t>
             </w:r>
           </w:p>
         </w:tc>
@@ -7018,9 +6957,9 @@
         </w:tblBorders>
       </w:tblPr>
       <w:tblGrid>
-        <w:gridCol w:w="2546"/>
-        <w:gridCol w:w="4224"/>
-        <w:gridCol w:w="2830"/>
+        <w:gridCol w:w="2394"/>
+        <w:gridCol w:w="4158"/>
+        <w:gridCol w:w="3048"/>
       </w:tblGrid>
       <w:tr>
         <w:tc>
@@ -7055,7 +6994,7 @@
       <w:tr>
         <w:tc>
           <w:tcPr>
-            <w:tcW w:type="pct" w:w="1326"/>
+            <w:tcW w:type="pct" w:w="1247"/>
             <w:shd w:fill="353A7C" w:val="clear"/>
             <w:tcMar>
               <w:top w:type="dxa" w:w="50"/>
@@ -7082,7 +7021,7 @@
         </w:tc>
         <w:tc>
           <w:tcPr>
-            <w:tcW w:type="pct" w:w="2200"/>
+            <w:tcW w:type="pct" w:w="2166"/>
             <w:shd w:fill="353A7C" w:val="clear"/>
             <w:tcMar>
               <w:top w:type="dxa" w:w="50"/>
@@ -7109,7 +7048,7 @@
         </w:tc>
         <w:tc>
           <w:tcPr>
-            <w:tcW w:type="pct" w:w="1474"/>
+            <w:tcW w:type="pct" w:w="1587"/>
             <w:shd w:fill="353A7C" w:val="clear"/>
             <w:tcMar>
               <w:top w:type="dxa" w:w="50"/>
@@ -7138,7 +7077,7 @@
       <w:tr>
         <w:tc>
           <w:tcPr>
-            <w:tcW w:type="pct" w:w="1326"/>
+            <w:tcW w:type="pct" w:w="1247"/>
             <w:tcMar>
               <w:top w:type="dxa" w:w="50"/>
               <w:left w:type="dxa" w:w="110"/>
@@ -7161,7 +7100,7 @@
         </w:tc>
         <w:tc>
           <w:tcPr>
-            <w:tcW w:type="pct" w:w="2200"/>
+            <w:tcW w:type="pct" w:w="2166"/>
             <w:tcMar>
               <w:top w:type="dxa" w:w="50"/>
               <w:left w:type="dxa" w:w="110"/>
@@ -7184,7 +7123,8 @@
         </w:tc>
         <w:tc>
           <w:tcPr>
-            <w:tcW w:type="pct" w:w="1474"/>
+            <w:tcW w:type="pct" w:w="1587"/>
+            <w:shd w:fill="FFFFFF" w:val="clear"/>
             <w:tcMar>
               <w:top w:type="dxa" w:w="50"/>
               <w:left w:type="dxa" w:w="110"/>
@@ -7194,14 +7134,17 @@
           </w:tcPr>
           <w:p>
             <w:pPr>
-              <w:spacing w:before="28" w:after="28"/>
-            </w:pPr>
-            <w:r>
-              <w:rPr>
-                <w:sz w:val="15"/>
-                <w:szCs w:val="15"/>
-              </w:rPr>
-              <w:t xml:space="preserve">Supports one department or subject</w:t>
+              <w:spacing w:before="46" w:after="46"/>
+            </w:pPr>
+            <w:r>
+              <w:rPr>
+                <w:b/>
+                <w:bCs/>
+                <w:color w:val="8186EF"/>
+                <w:sz w:val="14"/>
+                <w:szCs w:val="14"/>
+              </w:rPr>
+              <w:t xml:space="preserve">(12)</w:t>
             </w:r>
           </w:p>
         </w:tc>
@@ -7209,7 +7152,7 @@
       <w:tr>
         <w:tc>
           <w:tcPr>
-            <w:tcW w:type="pct" w:w="1326"/>
+            <w:tcW w:type="pct" w:w="1247"/>
             <w:shd w:fill="FBFAF6" w:val="clear"/>
             <w:tcMar>
               <w:top w:type="dxa" w:w="50"/>
@@ -7233,7 +7176,7 @@
         </w:tc>
         <w:tc>
           <w:tcPr>
-            <w:tcW w:type="pct" w:w="2200"/>
+            <w:tcW w:type="pct" w:w="2166"/>
             <w:shd w:fill="FFFFFF" w:val="clear"/>
             <w:tcMar>
               <w:top w:type="dxa" w:w="50"/>
@@ -7254,13 +7197,13 @@
                 <w:sz w:val="14"/>
                 <w:szCs w:val="14"/>
               </w:rPr>
-              <w:t xml:space="preserve">(12)</w:t>
-            </w:r>
-          </w:p>
-        </w:tc>
-        <w:tc>
-          <w:tcPr>
-            <w:tcW w:type="pct" w:w="1474"/>
+              <w:t xml:space="preserve">(13)</w:t>
+            </w:r>
+          </w:p>
+        </w:tc>
+        <w:tc>
+          <w:tcPr>
+            <w:tcW w:type="pct" w:w="1587"/>
             <w:shd w:fill="FBFAF6" w:val="clear"/>
             <w:tcMar>
               <w:top w:type="dxa" w:w="50"/>
@@ -7286,7 +7229,7 @@
       <w:tr>
         <w:tc>
           <w:tcPr>
-            <w:tcW w:type="pct" w:w="1326"/>
+            <w:tcW w:type="pct" w:w="1247"/>
             <w:tcMar>
               <w:top w:type="dxa" w:w="50"/>
               <w:left w:type="dxa" w:w="110"/>
@@ -7309,7 +7252,8 @@
         </w:tc>
         <w:tc>
           <w:tcPr>
-            <w:tcW w:type="pct" w:w="2200"/>
+            <w:tcW w:type="pct" w:w="2166"/>
+            <w:shd w:fill="FFFFFF" w:val="clear"/>
             <w:tcMar>
               <w:top w:type="dxa" w:w="50"/>
               <w:left w:type="dxa" w:w="110"/>
@@ -7319,21 +7263,23 @@
           </w:tcPr>
           <w:p>
             <w:pPr>
-              <w:spacing w:before="28" w:after="28"/>
-            </w:pPr>
-            <w:r>
-              <w:rPr>
-                <w:sz w:val="15"/>
-                <w:szCs w:val="15"/>
-              </w:rPr>
-              <w:t xml:space="preserve">Loaded from the operational systems, often overnight</w:t>
-            </w:r>
-          </w:p>
-        </w:tc>
-        <w:tc>
-          <w:tcPr>
-            <w:tcW w:type="pct" w:w="1474"/>
-            <w:shd w:fill="FFFFFF" w:val="clear"/>
+              <w:spacing w:before="46" w:after="46"/>
+            </w:pPr>
+            <w:r>
+              <w:rPr>
+                <w:b/>
+                <w:bCs/>
+                <w:color w:val="8186EF"/>
+                <w:sz w:val="14"/>
+                <w:szCs w:val="14"/>
+              </w:rPr>
+              <w:t xml:space="preserve">(14)</w:t>
+            </w:r>
+          </w:p>
+        </w:tc>
+        <w:tc>
+          <w:tcPr>
+            <w:tcW w:type="pct" w:w="1587"/>
             <w:tcMar>
               <w:top w:type="dxa" w:w="50"/>
               <w:left w:type="dxa" w:w="110"/>
@@ -7343,17 +7289,14 @@
           </w:tcPr>
           <w:p>
             <w:pPr>
-              <w:spacing w:before="46" w:after="46"/>
-            </w:pPr>
-            <w:r>
-              <w:rPr>
-                <w:b/>
-                <w:bCs/>
-                <w:color w:val="8186EF"/>
-                <w:sz w:val="14"/>
-                <w:szCs w:val="14"/>
-              </w:rPr>
-              <w:t xml:space="preserve">(13)</w:t>
+              <w:spacing w:before="28" w:after="28"/>
+            </w:pPr>
+            <w:r>
+              <w:rPr>
+                <w:sz w:val="15"/>
+                <w:szCs w:val="15"/>
+              </w:rPr>
+              <w:t xml:space="preserve">Usually drawn from the warehouse</w:t>
             </w:r>
           </w:p>
         </w:tc>
@@ -7361,7 +7304,7 @@
       <w:tr>
         <w:tc>
           <w:tcPr>
-            <w:tcW w:type="pct" w:w="1326"/>
+            <w:tcW w:type="pct" w:w="1247"/>
             <w:shd w:fill="FBFAF6" w:val="clear"/>
             <w:tcMar>
               <w:top w:type="dxa" w:w="50"/>
@@ -7385,8 +7328,8 @@
         </w:tc>
         <w:tc>
           <w:tcPr>
-            <w:tcW w:type="pct" w:w="2200"/>
-            <w:shd w:fill="FBFAF6" w:val="clear"/>
+            <w:tcW w:type="pct" w:w="2166"/>
+            <w:shd w:fill="FFFFFF" w:val="clear"/>
             <w:tcMar>
               <w:top w:type="dxa" w:w="50"/>
               <w:left w:type="dxa" w:w="110"/>
@@ -7396,21 +7339,24 @@
           </w:tcPr>
           <w:p>
             <w:pPr>
-              <w:spacing w:before="28" w:after="28"/>
-            </w:pPr>
-            <w:r>
-              <w:rPr>
-                <w:sz w:val="15"/>
-                <w:szCs w:val="15"/>
-              </w:rPr>
-              <w:t xml:space="preserve">History, kept for years so trends can be seen</w:t>
-            </w:r>
-          </w:p>
-        </w:tc>
-        <w:tc>
-          <w:tcPr>
-            <w:tcW w:type="pct" w:w="1474"/>
-            <w:shd w:fill="FFFFFF" w:val="clear"/>
+              <w:spacing w:before="46" w:after="46"/>
+            </w:pPr>
+            <w:r>
+              <w:rPr>
+                <w:b/>
+                <w:bCs/>
+                <w:color w:val="8186EF"/>
+                <w:sz w:val="14"/>
+                <w:szCs w:val="14"/>
+              </w:rPr>
+              <w:t xml:space="preserve">(15)</w:t>
+            </w:r>
+          </w:p>
+        </w:tc>
+        <w:tc>
+          <w:tcPr>
+            <w:tcW w:type="pct" w:w="1587"/>
+            <w:shd w:fill="FBFAF6" w:val="clear"/>
             <w:tcMar>
               <w:top w:type="dxa" w:w="50"/>
               <w:left w:type="dxa" w:w="110"/>
@@ -7420,17 +7366,14 @@
           </w:tcPr>
           <w:p>
             <w:pPr>
-              <w:spacing w:before="46" w:after="46"/>
-            </w:pPr>
-            <w:r>
-              <w:rPr>
-                <w:b/>
-                <w:bCs/>
-                <w:color w:val="8186EF"/>
-                <w:sz w:val="14"/>
-                <w:szCs w:val="14"/>
-              </w:rPr>
-              <w:t xml:space="preserve">(14)</w:t>
+              <w:spacing w:before="28" w:after="28"/>
+            </w:pPr>
+            <w:r>
+              <w:rPr>
+                <w:sz w:val="15"/>
+                <w:szCs w:val="15"/>
+              </w:rPr>
+              <w:t xml:space="preserve">The period that department needs</w:t>
             </w:r>
           </w:p>
         </w:tc>
@@ -7438,7 +7381,7 @@
       <w:tr>
         <w:tc>
           <w:tcPr>
-            <w:tcW w:type="pct" w:w="1326"/>
+            <w:tcW w:type="pct" w:w="1247"/>
             <w:tcMar>
               <w:top w:type="dxa" w:w="50"/>
               <w:left w:type="dxa" w:w="110"/>
@@ -7461,7 +7404,7 @@
         </w:tc>
         <w:tc>
           <w:tcPr>
-            <w:tcW w:type="pct" w:w="2200"/>
+            <w:tcW w:type="pct" w:w="2166"/>
             <w:tcMar>
               <w:top w:type="dxa" w:w="50"/>
               <w:left w:type="dxa" w:w="110"/>
@@ -7484,7 +7427,7 @@
         </w:tc>
         <w:tc>
           <w:tcPr>
-            <w:tcW w:type="pct" w:w="1474"/>
+            <w:tcW w:type="pct" w:w="1587"/>
             <w:shd w:fill="FFFFFF" w:val="clear"/>
             <w:tcMar>
               <w:top w:type="dxa" w:w="50"/>
@@ -7505,7 +7448,7 @@
                 <w:sz w:val="14"/>
                 <w:szCs w:val="14"/>
               </w:rPr>
-              <w:t xml:space="preserve">(15)</w:t>
+              <w:t xml:space="preserve">(16)</w:t>
             </w:r>
           </w:p>
         </w:tc>
@@ -7513,7 +7456,7 @@
       <w:tr>
         <w:tc>
           <w:tcPr>
-            <w:tcW w:type="pct" w:w="1326"/>
+            <w:tcW w:type="pct" w:w="1247"/>
             <w:shd w:fill="FBFAF6" w:val="clear"/>
             <w:tcMar>
               <w:top w:type="dxa" w:w="50"/>
@@ -7537,7 +7480,7 @@
         </w:tc>
         <w:tc>
           <w:tcPr>
-            <w:tcW w:type="pct" w:w="2200"/>
+            <w:tcW w:type="pct" w:w="2166"/>
             <w:shd w:fill="FBFAF6" w:val="clear"/>
             <w:tcMar>
               <w:top w:type="dxa" w:w="50"/>
@@ -7561,8 +7504,8 @@
         </w:tc>
         <w:tc>
           <w:tcPr>
-            <w:tcW w:type="pct" w:w="1474"/>
-            <w:shd w:fill="FFFFFF" w:val="clear"/>
+            <w:tcW w:type="pct" w:w="1587"/>
+            <w:shd w:fill="FBFAF6" w:val="clear"/>
             <w:tcMar>
               <w:top w:type="dxa" w:w="50"/>
               <w:left w:type="dxa" w:w="110"/>
@@ -7572,17 +7515,14 @@
           </w:tcPr>
           <w:p>
             <w:pPr>
-              <w:spacing w:before="46" w:after="46"/>
-            </w:pPr>
-            <w:r>
-              <w:rPr>
-                <w:b/>
-                <w:bCs/>
-                <w:color w:val="8186EF"/>
-                <w:sz w:val="14"/>
-                <w:szCs w:val="14"/>
-              </w:rPr>
-              <w:t xml:space="preserve">(16)</w:t>
+              <w:spacing w:before="28" w:after="28"/>
+            </w:pPr>
+            <w:r>
+              <w:rPr>
+                <w:sz w:val="15"/>
+                <w:szCs w:val="15"/>
+              </w:rPr>
+              <w:t xml:space="preserve">Same reason, on a smaller scale</w:t>
             </w:r>
           </w:p>
         </w:tc>
@@ -7644,7 +7584,7 @@
                 <w:sz w:val="16"/>
                 <w:szCs w:val="16"/>
               </w:rPr>
-              <w:t xml:space="preserve">All subjects: customers, products, suppliers, plants   ·   No, for the same reason   ·   Usually drawn from the warehouse   ·   The period that department needs   ·   Supports one department or subject   ·   Same reason, on a smaller scale</w:t>
+              <w:t xml:space="preserve">Supports one department or subject   ·   History, kept for years so trends can be seen   ·   All subjects: customers, products, suppliers, plants   ·   Loaded from the operational systems, often overnight   ·   Usually drawn from the warehouse   ·   No, for the same reason</w:t>
             </w:r>
           </w:p>
         </w:tc>
@@ -7986,7 +7926,7 @@
                 <w:sz w:val="16"/>
                 <w:szCs w:val="16"/>
               </w:rPr>
-              <w:t xml:space="preserve">relationship</w:t>
+              <w:t xml:space="preserve">quality</w:t>
             </w:r>
           </w:p>
         </w:tc>
@@ -8054,7 +7994,7 @@
                 <w:sz w:val="16"/>
                 <w:szCs w:val="16"/>
               </w:rPr>
-              <w:t xml:space="preserve">quality</w:t>
+              <w:t xml:space="preserve">warehouse's</w:t>
             </w:r>
           </w:p>
         </w:tc>
@@ -8122,7 +8062,7 @@
                 <w:sz w:val="16"/>
                 <w:szCs w:val="16"/>
               </w:rPr>
-              <w:t xml:space="preserve">warehouse's</w:t>
+              <w:t xml:space="preserve">disturbing</w:t>
             </w:r>
           </w:p>
         </w:tc>
@@ -8157,7 +8097,7 @@
                 <w:sz w:val="16"/>
                 <w:szCs w:val="16"/>
               </w:rPr>
-              <w:t xml:space="preserve">somewhere</w:t>
+              <w:t xml:space="preserve">running</w:t>
             </w:r>
           </w:p>
         </w:tc>
@@ -8190,7 +8130,7 @@
                 <w:sz w:val="16"/>
                 <w:szCs w:val="16"/>
               </w:rPr>
-              <w:t xml:space="preserve">All subjects: customers, products, suppliers, plants</w:t>
+              <w:t xml:space="preserve">Supports one department or subject</w:t>
             </w:r>
           </w:p>
         </w:tc>
@@ -8225,7 +8165,7 @@
                 <w:sz w:val="16"/>
                 <w:szCs w:val="16"/>
               </w:rPr>
-              <w:t xml:space="preserve">separate</w:t>
+              <w:t xml:space="preserve">somewhere</w:t>
             </w:r>
           </w:p>
         </w:tc>
@@ -8258,7 +8198,7 @@
                 <w:sz w:val="16"/>
                 <w:szCs w:val="16"/>
               </w:rPr>
-              <w:t xml:space="preserve">Usually drawn from the warehouse</w:t>
+              <w:t xml:space="preserve">All subjects: customers, products, suppliers, plants</w:t>
             </w:r>
           </w:p>
         </w:tc>
@@ -8293,7 +8233,7 @@
                 <w:sz w:val="16"/>
                 <w:szCs w:val="16"/>
               </w:rPr>
-              <w:t xml:space="preserve">history</w:t>
+              <w:t xml:space="preserve">separate</w:t>
             </w:r>
           </w:p>
         </w:tc>
@@ -8326,7 +8266,7 @@
                 <w:sz w:val="16"/>
                 <w:szCs w:val="16"/>
               </w:rPr>
-              <w:t xml:space="preserve">The period that department needs</w:t>
+              <w:t xml:space="preserve">Loaded from the operational systems, often overnight</w:t>
             </w:r>
           </w:p>
         </w:tc>
@@ -8361,7 +8301,7 @@
                 <w:sz w:val="16"/>
                 <w:szCs w:val="16"/>
               </w:rPr>
-              <w:t xml:space="preserve">smaller</w:t>
+              <w:t xml:space="preserve">serving</w:t>
             </w:r>
           </w:p>
         </w:tc>
@@ -8394,7 +8334,7 @@
                 <w:sz w:val="16"/>
                 <w:szCs w:val="16"/>
               </w:rPr>
-              <w:t xml:space="preserve">No, for the same reason</w:t>
+              <w:t xml:space="preserve">History, kept for years so trends can be seen</w:t>
             </w:r>
           </w:p>
         </w:tc>
@@ -8429,7 +8369,7 @@
                 <w:sz w:val="16"/>
                 <w:szCs w:val="16"/>
               </w:rPr>
-              <w:t xml:space="preserve">department</w:t>
+              <w:t xml:space="preserve">relationship</w:t>
             </w:r>
           </w:p>
         </w:tc>
@@ -8462,7 +8402,7 @@
                 <w:sz w:val="16"/>
                 <w:szCs w:val="16"/>
               </w:rPr>
-              <w:t xml:space="preserve">Same reason, on a smaller scale</w:t>
+              <w:t xml:space="preserve">No, for the same reason</w:t>
             </w:r>
           </w:p>
         </w:tc>
@@ -8592,686 +8532,6 @@
         <w:t xml:space="preserve">Fill every gap. Each word list holds one word more than there are gaps.</w:t>
       </w:r>
     </w:p>
-    <w:tbl>
-      <w:tblPr>
-        <w:tblW w:type="pct" w:w="100%"/>
-        <w:tblLayout w:type="fixed"/>
-        <w:tblBorders>
-          <w:top w:val="single" w:color="353A7C" w:sz="6"/>
-          <w:left w:val="single" w:color="353A7C" w:sz="6"/>
-          <w:bottom w:val="single" w:color="353A7C" w:sz="6"/>
-          <w:right w:val="single" w:color="353A7C" w:sz="6"/>
-          <w:insideH w:val="single" w:color="353A7C" w:sz="6"/>
-          <w:insideV w:val="single" w:color="353A7C" w:sz="6"/>
-        </w:tblBorders>
-      </w:tblPr>
-      <w:tblGrid>
-        <w:gridCol w:w="2183"/>
-        <w:gridCol w:w="4116"/>
-        <w:gridCol w:w="3301"/>
-      </w:tblGrid>
-      <w:tr>
-        <w:tc>
-          <w:tcPr>
-            <w:tcW w:type="pct" w:w="5000"/>
-            <w:gridSpan w:val="3"/>
-            <w:shd w:fill="353A7C" w:val="clear"/>
-            <w:tcMar>
-              <w:top w:type="dxa" w:w="60"/>
-              <w:left w:type="dxa" w:w="120"/>
-              <w:bottom w:type="dxa" w:w="60"/>
-              <w:right w:type="dxa" w:w="120"/>
-            </w:tcMar>
-          </w:tcPr>
-          <w:p>
-            <w:pPr>
-              <w:spacing w:before="40" w:after="40"/>
-            </w:pPr>
-            <w:r>
-              <w:rPr>
-                <w:b/>
-                <w:bCs/>
-                <w:color w:val="FFFFFF"/>
-                <w:sz w:val="17"/>
-                <w:szCs w:val="17"/>
-              </w:rPr>
-              <w:t xml:space="preserve">What enterprise performance management covers</w:t>
-            </w:r>
-          </w:p>
-        </w:tc>
-      </w:tr>
-      <w:tr>
-        <w:tc>
-          <w:tcPr>
-            <w:tcW w:type="pct" w:w="1137"/>
-            <w:shd w:fill="353A7C" w:val="clear"/>
-            <w:tcMar>
-              <w:top w:type="dxa" w:w="50"/>
-              <w:left w:type="dxa" w:w="110"/>
-              <w:bottom w:type="dxa" w:w="50"/>
-              <w:right w:type="dxa" w:w="110"/>
-            </w:tcMar>
-          </w:tcPr>
-          <w:p>
-            <w:pPr>
-              <w:spacing w:before="30" w:after="30"/>
-            </w:pPr>
-            <w:r>
-              <w:rPr>
-                <w:b/>
-                <w:bCs/>
-                <w:color w:val="FFFFFF"/>
-                <w:sz w:val="15"/>
-                <w:szCs w:val="15"/>
-              </w:rPr>
-              <w:t xml:space="preserve">EPM activity</w:t>
-            </w:r>
-          </w:p>
-        </w:tc>
-        <w:tc>
-          <w:tcPr>
-            <w:tcW w:type="pct" w:w="2144"/>
-            <w:shd w:fill="353A7C" w:val="clear"/>
-            <w:tcMar>
-              <w:top w:type="dxa" w:w="50"/>
-              <w:left w:type="dxa" w:w="110"/>
-              <w:bottom w:type="dxa" w:w="50"/>
-              <w:right w:type="dxa" w:w="110"/>
-            </w:tcMar>
-          </w:tcPr>
-          <w:p>
-            <w:pPr>
-              <w:spacing w:before="30" w:after="30"/>
-            </w:pPr>
-            <w:r>
-              <w:rPr>
-                <w:b/>
-                <w:bCs/>
-                <w:color w:val="FFFFFF"/>
-                <w:sz w:val="15"/>
-                <w:szCs w:val="15"/>
-              </w:rPr>
-              <w:t xml:space="preserve">What it does</w:t>
-            </w:r>
-          </w:p>
-        </w:tc>
-        <w:tc>
-          <w:tcPr>
-            <w:tcW w:type="pct" w:w="1719"/>
-            <w:shd w:fill="353A7C" w:val="clear"/>
-            <w:tcMar>
-              <w:top w:type="dxa" w:w="50"/>
-              <w:left w:type="dxa" w:w="110"/>
-              <w:bottom w:type="dxa" w:w="50"/>
-              <w:right w:type="dxa" w:w="110"/>
-            </w:tcMar>
-          </w:tcPr>
-          <w:p>
-            <w:pPr>
-              <w:spacing w:before="30" w:after="30"/>
-            </w:pPr>
-            <w:r>
-              <w:rPr>
-                <w:b/>
-                <w:bCs/>
-                <w:color w:val="FFFFFF"/>
-                <w:sz w:val="15"/>
-                <w:szCs w:val="15"/>
-              </w:rPr>
-              <w:t xml:space="preserve">At Orontes</w:t>
-            </w:r>
-          </w:p>
-        </w:tc>
-      </w:tr>
-      <w:tr>
-        <w:tc>
-          <w:tcPr>
-            <w:tcW w:type="pct" w:w="1137"/>
-            <w:tcMar>
-              <w:top w:type="dxa" w:w="50"/>
-              <w:left w:type="dxa" w:w="110"/>
-              <w:bottom w:type="dxa" w:w="50"/>
-              <w:right w:type="dxa" w:w="110"/>
-            </w:tcMar>
-          </w:tcPr>
-          <w:p>
-            <w:pPr>
-              <w:spacing w:before="28" w:after="28"/>
-            </w:pPr>
-            <w:r>
-              <w:rPr>
-                <w:sz w:val="15"/>
-                <w:szCs w:val="15"/>
-              </w:rPr>
-              <w:t xml:space="preserve">Strategy</w:t>
-            </w:r>
-          </w:p>
-        </w:tc>
-        <w:tc>
-          <w:tcPr>
-            <w:tcW w:type="pct" w:w="2144"/>
-            <w:tcMar>
-              <w:top w:type="dxa" w:w="50"/>
-              <w:left w:type="dxa" w:w="110"/>
-              <w:bottom w:type="dxa" w:w="50"/>
-              <w:right w:type="dxa" w:w="110"/>
-            </w:tcMar>
-          </w:tcPr>
-          <w:p>
-            <w:pPr>
-              <w:spacing w:before="28" w:after="28"/>
-            </w:pPr>
-            <w:r>
-              <w:rPr>
-                <w:sz w:val="15"/>
-                <w:szCs w:val="15"/>
-              </w:rPr>
-              <w:t xml:space="preserve">Turn objectives into measurable targets</w:t>
-            </w:r>
-          </w:p>
-        </w:tc>
-        <w:tc>
-          <w:tcPr>
-            <w:tcW w:type="pct" w:w="1719"/>
-            <w:shd w:fill="FFFFFF" w:val="clear"/>
-            <w:tcMar>
-              <w:top w:type="dxa" w:w="50"/>
-              <w:left w:type="dxa" w:w="110"/>
-              <w:bottom w:type="dxa" w:w="50"/>
-              <w:right w:type="dxa" w:w="110"/>
-            </w:tcMar>
-          </w:tcPr>
-          <w:p>
-            <w:pPr>
-              <w:spacing w:before="46" w:after="46"/>
-            </w:pPr>
-            <w:r>
-              <w:rPr>
-                <w:b/>
-                <w:bCs/>
-                <w:color w:val="8186EF"/>
-                <w:sz w:val="14"/>
-                <w:szCs w:val="14"/>
-              </w:rPr>
-              <w:t xml:space="preserve">(1)</w:t>
-            </w:r>
-          </w:p>
-        </w:tc>
-      </w:tr>
-      <w:tr>
-        <w:tc>
-          <w:tcPr>
-            <w:tcW w:type="pct" w:w="1137"/>
-            <w:shd w:fill="FBFAF6" w:val="clear"/>
-            <w:tcMar>
-              <w:top w:type="dxa" w:w="50"/>
-              <w:left w:type="dxa" w:w="110"/>
-              <w:bottom w:type="dxa" w:w="50"/>
-              <w:right w:type="dxa" w:w="110"/>
-            </w:tcMar>
-          </w:tcPr>
-          <w:p>
-            <w:pPr>
-              <w:spacing w:before="28" w:after="28"/>
-            </w:pPr>
-            <w:r>
-              <w:rPr>
-                <w:sz w:val="15"/>
-                <w:szCs w:val="15"/>
-              </w:rPr>
-              <w:t xml:space="preserve">Planning and budgeting</w:t>
-            </w:r>
-          </w:p>
-        </w:tc>
-        <w:tc>
-          <w:tcPr>
-            <w:tcW w:type="pct" w:w="2144"/>
-            <w:shd w:fill="FBFAF6" w:val="clear"/>
-            <w:tcMar>
-              <w:top w:type="dxa" w:w="50"/>
-              <w:left w:type="dxa" w:w="110"/>
-              <w:bottom w:type="dxa" w:w="50"/>
-              <w:right w:type="dxa" w:w="110"/>
-            </w:tcMar>
-          </w:tcPr>
-          <w:p>
-            <w:pPr>
-              <w:spacing w:before="28" w:after="28"/>
-            </w:pPr>
-            <w:r>
-              <w:rPr>
-                <w:sz w:val="15"/>
-                <w:szCs w:val="15"/>
-              </w:rPr>
-              <w:t xml:space="preserve">Build the plan from drivers, not last year plus a </w:t>
-            </w:r>
-            <w:r>
-              <w:rPr>
-                <w:b/>
-                <w:bCs/>
-                <w:color w:val="8186EF"/>
-                <w:sz w:val="14"/>
-                <w:szCs w:val="14"/>
-              </w:rPr>
-              <w:t xml:space="preserve"> (2) </w:t>
-            </w:r>
-            <w:r>
-              <w:rPr>
-                <w:u w:val="single"/>
-                <w:sz w:val="15"/>
-                <w:szCs w:val="15"/>
-              </w:rPr>
-              <w:t xml:space="preserve">              </w:t>
-            </w:r>
-            <w:r>
-              <w:rPr>
-                <w:sz w:val="15"/>
-                <w:szCs w:val="15"/>
-              </w:rPr>
-              <w:t xml:space="preserve"> </w:t>
-            </w:r>
-            <w:r>
-              <w:rPr>
-                <w:sz w:val="15"/>
-                <w:szCs w:val="15"/>
-              </w:rPr>
-              <w:t xml:space="preserve"/>
-            </w:r>
-          </w:p>
-        </w:tc>
-        <w:tc>
-          <w:tcPr>
-            <w:tcW w:type="pct" w:w="1719"/>
-            <w:shd w:fill="FBFAF6" w:val="clear"/>
-            <w:tcMar>
-              <w:top w:type="dxa" w:w="50"/>
-              <w:left w:type="dxa" w:w="110"/>
-              <w:bottom w:type="dxa" w:w="50"/>
-              <w:right w:type="dxa" w:w="110"/>
-            </w:tcMar>
-          </w:tcPr>
-          <w:p>
-            <w:pPr>
-              <w:spacing w:before="28" w:after="28"/>
-            </w:pPr>
-            <w:r>
-              <w:rPr>
-                <w:sz w:val="15"/>
-                <w:szCs w:val="15"/>
-              </w:rPr>
-              <w:t xml:space="preserve">Cases times price, with named assumptions</w:t>
-            </w:r>
-          </w:p>
-        </w:tc>
-      </w:tr>
-      <w:tr>
-        <w:tc>
-          <w:tcPr>
-            <w:tcW w:type="pct" w:w="1137"/>
-            <w:tcMar>
-              <w:top w:type="dxa" w:w="50"/>
-              <w:left w:type="dxa" w:w="110"/>
-              <w:bottom w:type="dxa" w:w="50"/>
-              <w:right w:type="dxa" w:w="110"/>
-            </w:tcMar>
-          </w:tcPr>
-          <w:p>
-            <w:pPr>
-              <w:spacing w:before="28" w:after="28"/>
-            </w:pPr>
-            <w:r>
-              <w:rPr>
-                <w:sz w:val="15"/>
-                <w:szCs w:val="15"/>
-              </w:rPr>
-              <w:t xml:space="preserve">Forecasting</w:t>
-            </w:r>
-          </w:p>
-        </w:tc>
-        <w:tc>
-          <w:tcPr>
-            <w:tcW w:type="pct" w:w="2144"/>
-            <w:tcMar>
-              <w:top w:type="dxa" w:w="50"/>
-              <w:left w:type="dxa" w:w="110"/>
-              <w:bottom w:type="dxa" w:w="50"/>
-              <w:right w:type="dxa" w:w="110"/>
-            </w:tcMar>
-          </w:tcPr>
-          <w:p>
-            <w:pPr>
-              <w:spacing w:before="28" w:after="28"/>
-            </w:pPr>
-            <w:r>
-              <w:rPr>
-                <w:sz w:val="15"/>
-                <w:szCs w:val="15"/>
-              </w:rPr>
-              <w:t xml:space="preserve">Re-forecast as conditions change, not once a year</w:t>
-            </w:r>
-          </w:p>
-        </w:tc>
-        <w:tc>
-          <w:tcPr>
-            <w:tcW w:type="pct" w:w="1719"/>
-            <w:shd w:fill="FFFFFF" w:val="clear"/>
-            <w:tcMar>
-              <w:top w:type="dxa" w:w="50"/>
-              <w:left w:type="dxa" w:w="110"/>
-              <w:bottom w:type="dxa" w:w="50"/>
-              <w:right w:type="dxa" w:w="110"/>
-            </w:tcMar>
-          </w:tcPr>
-          <w:p>
-            <w:pPr>
-              <w:spacing w:before="46" w:after="46"/>
-            </w:pPr>
-            <w:r>
-              <w:rPr>
-                <w:b/>
-                <w:bCs/>
-                <w:color w:val="8186EF"/>
-                <w:sz w:val="14"/>
-                <w:szCs w:val="14"/>
-              </w:rPr>
-              <w:t xml:space="preserve">(3)</w:t>
-            </w:r>
-          </w:p>
-        </w:tc>
-      </w:tr>
-      <w:tr>
-        <w:tc>
-          <w:tcPr>
-            <w:tcW w:type="pct" w:w="1137"/>
-            <w:shd w:fill="FBFAF6" w:val="clear"/>
-            <w:tcMar>
-              <w:top w:type="dxa" w:w="50"/>
-              <w:left w:type="dxa" w:w="110"/>
-              <w:bottom w:type="dxa" w:w="50"/>
-              <w:right w:type="dxa" w:w="110"/>
-            </w:tcMar>
-          </w:tcPr>
-          <w:p>
-            <w:pPr>
-              <w:spacing w:before="28" w:after="28"/>
-            </w:pPr>
-            <w:r>
-              <w:rPr>
-                <w:sz w:val="15"/>
-                <w:szCs w:val="15"/>
-              </w:rPr>
-              <w:t xml:space="preserve">Consolidation and reporting</w:t>
-            </w:r>
-          </w:p>
-        </w:tc>
-        <w:tc>
-          <w:tcPr>
-            <w:tcW w:type="pct" w:w="2144"/>
-            <w:shd w:fill="FBFAF6" w:val="clear"/>
-            <w:tcMar>
-              <w:top w:type="dxa" w:w="50"/>
-              <w:left w:type="dxa" w:w="110"/>
-              <w:bottom w:type="dxa" w:w="50"/>
-              <w:right w:type="dxa" w:w="110"/>
-            </w:tcMar>
-          </w:tcPr>
-          <w:p>
-            <w:pPr>
-              <w:spacing w:before="28" w:after="28"/>
-            </w:pPr>
-            <w:r>
-              <w:rPr>
-                <w:sz w:val="15"/>
-                <w:szCs w:val="15"/>
-              </w:rPr>
-              <w:t xml:space="preserve">Combine divisions and report one result</w:t>
-            </w:r>
-          </w:p>
-        </w:tc>
-        <w:tc>
-          <w:tcPr>
-            <w:tcW w:type="pct" w:w="1719"/>
-            <w:shd w:fill="FFFFFF" w:val="clear"/>
-            <w:tcMar>
-              <w:top w:type="dxa" w:w="50"/>
-              <w:left w:type="dxa" w:w="110"/>
-              <w:bottom w:type="dxa" w:w="50"/>
-              <w:right w:type="dxa" w:w="110"/>
-            </w:tcMar>
-          </w:tcPr>
-          <w:p>
-            <w:pPr>
-              <w:spacing w:before="46" w:after="46"/>
-            </w:pPr>
-            <w:r>
-              <w:rPr>
-                <w:b/>
-                <w:bCs/>
-                <w:color w:val="8186EF"/>
-                <w:sz w:val="14"/>
-                <w:szCs w:val="14"/>
-              </w:rPr>
-              <w:t xml:space="preserve">(4)</w:t>
-            </w:r>
-          </w:p>
-        </w:tc>
-      </w:tr>
-      <w:tr>
-        <w:tc>
-          <w:tcPr>
-            <w:tcW w:type="pct" w:w="1137"/>
-            <w:tcMar>
-              <w:top w:type="dxa" w:w="50"/>
-              <w:left w:type="dxa" w:w="110"/>
-              <w:bottom w:type="dxa" w:w="50"/>
-              <w:right w:type="dxa" w:w="110"/>
-            </w:tcMar>
-          </w:tcPr>
-          <w:p>
-            <w:pPr>
-              <w:spacing w:before="28" w:after="28"/>
-            </w:pPr>
-            <w:r>
-              <w:rPr>
-                <w:sz w:val="15"/>
-                <w:szCs w:val="15"/>
-              </w:rPr>
-              <w:t xml:space="preserve">Monitoring</w:t>
-            </w:r>
-          </w:p>
-        </w:tc>
-        <w:tc>
-          <w:tcPr>
-            <w:tcW w:type="pct" w:w="2144"/>
-            <w:shd w:fill="FFFFFF" w:val="clear"/>
-            <w:tcMar>
-              <w:top w:type="dxa" w:w="50"/>
-              <w:left w:type="dxa" w:w="110"/>
-              <w:bottom w:type="dxa" w:w="50"/>
-              <w:right w:type="dxa" w:w="110"/>
-            </w:tcMar>
-          </w:tcPr>
-          <w:p>
-            <w:pPr>
-              <w:spacing w:before="46" w:after="46"/>
-            </w:pPr>
-            <w:r>
-              <w:rPr>
-                <w:b/>
-                <w:bCs/>
-                <w:color w:val="8186EF"/>
-                <w:sz w:val="14"/>
-                <w:szCs w:val="14"/>
-              </w:rPr>
-              <w:t xml:space="preserve">(5)</w:t>
-            </w:r>
-          </w:p>
-        </w:tc>
-        <w:tc>
-          <w:tcPr>
-            <w:tcW w:type="pct" w:w="1719"/>
-            <w:tcMar>
-              <w:top w:type="dxa" w:w="50"/>
-              <w:left w:type="dxa" w:w="110"/>
-              <w:bottom w:type="dxa" w:w="50"/>
-              <w:right w:type="dxa" w:w="110"/>
-            </w:tcMar>
-          </w:tcPr>
-          <w:p>
-            <w:pPr>
-              <w:spacing w:before="28" w:after="28"/>
-            </w:pPr>
-            <w:r>
-              <w:rPr>
-                <w:sz w:val="15"/>
-                <w:szCs w:val="15"/>
-              </w:rPr>
-              <w:t xml:space="preserve">The variance analysis of Book 2</w:t>
-            </w:r>
-          </w:p>
-        </w:tc>
-      </w:tr>
-      <w:tr>
-        <w:tc>
-          <w:tcPr>
-            <w:tcW w:type="pct" w:w="1137"/>
-            <w:shd w:fill="FBFAF6" w:val="clear"/>
-            <w:tcMar>
-              <w:top w:type="dxa" w:w="50"/>
-              <w:left w:type="dxa" w:w="110"/>
-              <w:bottom w:type="dxa" w:w="50"/>
-              <w:right w:type="dxa" w:w="110"/>
-            </w:tcMar>
-          </w:tcPr>
-          <w:p>
-            <w:pPr>
-              <w:spacing w:before="28" w:after="28"/>
-            </w:pPr>
-            <w:r>
-              <w:rPr>
-                <w:sz w:val="15"/>
-                <w:szCs w:val="15"/>
-              </w:rPr>
-              <w:t xml:space="preserve">Review and act</w:t>
-            </w:r>
-          </w:p>
-        </w:tc>
-        <w:tc>
-          <w:tcPr>
-            <w:tcW w:type="pct" w:w="2144"/>
-            <w:shd w:fill="FFFFFF" w:val="clear"/>
-            <w:tcMar>
-              <w:top w:type="dxa" w:w="50"/>
-              <w:left w:type="dxa" w:w="110"/>
-              <w:bottom w:type="dxa" w:w="50"/>
-              <w:right w:type="dxa" w:w="110"/>
-            </w:tcMar>
-          </w:tcPr>
-          <w:p>
-            <w:pPr>
-              <w:spacing w:before="46" w:after="46"/>
-            </w:pPr>
-            <w:r>
-              <w:rPr>
-                <w:b/>
-                <w:bCs/>
-                <w:color w:val="8186EF"/>
-                <w:sz w:val="14"/>
-                <w:szCs w:val="14"/>
-              </w:rPr>
-              <w:t xml:space="preserve">(6)</w:t>
-            </w:r>
-          </w:p>
-        </w:tc>
-        <w:tc>
-          <w:tcPr>
-            <w:tcW w:type="pct" w:w="1719"/>
-            <w:shd w:fill="FBFAF6" w:val="clear"/>
-            <w:tcMar>
-              <w:top w:type="dxa" w:w="50"/>
-              <w:left w:type="dxa" w:w="110"/>
-              <w:bottom w:type="dxa" w:w="50"/>
-              <w:right w:type="dxa" w:w="110"/>
-            </w:tcMar>
-          </w:tcPr>
-          <w:p>
-            <w:pPr>
-              <w:spacing w:before="28" w:after="28"/>
-            </w:pPr>
-            <w:r>
-              <w:rPr>
-                <w:sz w:val="15"/>
-                <w:szCs w:val="15"/>
-              </w:rPr>
-              <w:t xml:space="preserve">The balanced scorecard of Book 3, Chapter 18</w:t>
-            </w:r>
-          </w:p>
-        </w:tc>
-      </w:tr>
-    </w:tbl>
-    <w:p/>
-    <w:tbl>
-      <w:tblPr>
-        <w:tblW w:type="pct" w:w="100%"/>
-        <w:tblLayout w:type="fixed"/>
-        <w:tblBorders>
-          <w:top w:val="single" w:color="FBFAF6" w:sz="4"/>
-          <w:left w:val="single" w:color="FBFAF6" w:sz="4"/>
-          <w:bottom w:val="single" w:color="FBFAF6" w:sz="4"/>
-          <w:right w:val="single" w:color="FBFAF6" w:sz="4"/>
-          <w:insideH w:val="single" w:color="FBFAF6" w:sz="4"/>
-          <w:insideV w:val="single" w:color="FBFAF6" w:sz="4"/>
-        </w:tblBorders>
-      </w:tblPr>
-      <w:tblGrid>
-        <w:gridCol w:w="9600"/>
-      </w:tblGrid>
-      <w:tr>
-        <w:tc>
-          <w:tcPr>
-            <w:tcW w:type="pct" w:w="5000"/>
-            <w:shd w:fill="FBFAF6" w:val="clear"/>
-            <w:tcMar>
-              <w:top w:type="dxa" w:w="40"/>
-              <w:left w:type="dxa" w:w="100"/>
-              <w:bottom w:type="dxa" w:w="40"/>
-              <w:right w:type="dxa" w:w="100"/>
-            </w:tcMar>
-          </w:tcPr>
-          <w:p>
-            <w:pPr>
-              <w:spacing w:before="18" w:after="6"/>
-            </w:pPr>
-            <w:r>
-              <w:rPr>
-                <w:b/>
-                <w:bCs/>
-                <w:color w:val="6B7280"/>
-                <w:sz w:val="14"/>
-                <w:szCs w:val="14"/>
-              </w:rPr>
-              <w:t xml:space="preserve">word list</w:t>
-            </w:r>
-          </w:p>
-          <w:p>
-            <w:pPr>
-              <w:spacing w:before="0" w:after="18"/>
-            </w:pPr>
-            <w:r>
-              <w:rPr>
-                <w:b/>
-                <w:bCs/>
-                <w:color w:val="353A7C"/>
-                <w:sz w:val="16"/>
-                <w:szCs w:val="16"/>
-              </w:rPr>
-              <w:t xml:space="preserve">variance   ·   Three divisions and Levant into one group figure   ·   The Gulf expansion becomes a volume and margin target   ·   Decide what to change, and feed it back into the plan   ·   Compare actual with plan and show the gap   ·   percentage   ·   A rolling forecast updated monthly</w:t>
-            </w:r>
-          </w:p>
-        </w:tc>
-      </w:tr>
-    </w:tbl>
-    <w:p/>
     <w:p>
       <w:pPr>
         <w:spacing w:before="44" w:after="14"/>
@@ -9292,7 +8552,7 @@
           <w:sz w:val="16"/>
           <w:szCs w:val="16"/>
         </w:rPr>
-        <w:t xml:space="preserve">      gaps 7–18</w:t>
+        <w:t xml:space="preserve">      gaps 1–12</w:t>
       </w:r>
     </w:p>
     <w:p>
@@ -9315,7 +8575,7 @@
           <w:sz w:val="15"/>
           <w:szCs w:val="15"/>
         </w:rPr>
-        <w:t xml:space="preserve"> (7) </w:t>
+        <w:t xml:space="preserve"> (1) </w:t>
       </w:r>
       <w:r>
         <w:rPr>
@@ -9347,7 +8607,7 @@
           <w:sz w:val="15"/>
           <w:szCs w:val="15"/>
         </w:rPr>
-        <w:t xml:space="preserve"> (8) </w:t>
+        <w:t xml:space="preserve"> (2) </w:t>
       </w:r>
       <w:r>
         <w:rPr>
@@ -9376,7 +8636,7 @@
           <w:sz w:val="19"/>
           <w:szCs w:val="19"/>
         </w:rPr>
-        <w:t xml:space="preserve">An ERP records what </w:t>
+        <w:t xml:space="preserve">An ERP records what happened; </w:t>
       </w:r>
       <w:r>
         <w:rPr>
@@ -9386,7 +8646,7 @@
           <w:sz w:val="15"/>
           <w:szCs w:val="15"/>
         </w:rPr>
-        <w:t xml:space="preserve"> (9) </w:t>
+        <w:t xml:space="preserve"> (3) </w:t>
       </w:r>
       <w:r>
         <w:rPr>
@@ -9394,7 +8654,7 @@
           <w:sz w:val="19"/>
           <w:szCs w:val="19"/>
         </w:rPr>
-        <w:t xml:space="preserve">           </w:t>
+        <w:t xml:space="preserve">            </w:t>
       </w:r>
       <w:r>
         <w:rPr>
@@ -9408,7 +8668,7 @@
           <w:sz w:val="19"/>
           <w:szCs w:val="19"/>
         </w:rPr>
-        <w:t xml:space="preserve">; enterprise </w:t>
+        <w:t xml:space="preserve"> performance management decides what should happen, </w:t>
       </w:r>
       <w:r>
         <w:rPr>
@@ -9418,7 +8678,7 @@
           <w:sz w:val="15"/>
           <w:szCs w:val="15"/>
         </w:rPr>
-        <w:t xml:space="preserve"> (10) </w:t>
+        <w:t xml:space="preserve"> (4) </w:t>
       </w:r>
       <w:r>
         <w:rPr>
@@ -9426,7 +8686,7 @@
           <w:sz w:val="19"/>
           <w:szCs w:val="19"/>
         </w:rPr>
-        <w:t xml:space="preserve">             </w:t>
+        <w:t xml:space="preserve">           </w:t>
       </w:r>
       <w:r>
         <w:rPr>
@@ -9440,7 +8700,7 @@
           <w:sz w:val="19"/>
           <w:szCs w:val="19"/>
         </w:rPr>
-        <w:t xml:space="preserve"> management decides what should happen, measures whether it did, and feeds the answer back into the next plan. </w:t>
+        <w:t xml:space="preserve"> whether it did, and feeds the answer back into the next plan. </w:t>
       </w:r>
       <w:r>
         <w:rPr>
@@ -9457,7 +8717,7 @@
           <w:sz w:val="15"/>
           <w:szCs w:val="15"/>
         </w:rPr>
-        <w:t xml:space="preserve"> (11) </w:t>
+        <w:t xml:space="preserve"> (5) </w:t>
       </w:r>
       <w:r>
         <w:rPr>
@@ -9496,7 +8756,7 @@
           <w:sz w:val="15"/>
           <w:szCs w:val="15"/>
         </w:rPr>
-        <w:t xml:space="preserve"> (12) </w:t>
+        <w:t xml:space="preserve"> (6) </w:t>
       </w:r>
       <w:r>
         <w:rPr>
@@ -9528,7 +8788,7 @@
           <w:sz w:val="15"/>
           <w:szCs w:val="15"/>
         </w:rPr>
-        <w:t xml:space="preserve"> (13) </w:t>
+        <w:t xml:space="preserve"> (7) </w:t>
       </w:r>
       <w:r>
         <w:rPr>
@@ -9567,7 +8827,7 @@
           <w:sz w:val="15"/>
           <w:szCs w:val="15"/>
         </w:rPr>
-        <w:t xml:space="preserve"> (14) </w:t>
+        <w:t xml:space="preserve"> (8) </w:t>
       </w:r>
       <w:r>
         <w:rPr>
@@ -9599,7 +8859,7 @@
           <w:sz w:val="15"/>
           <w:szCs w:val="15"/>
         </w:rPr>
-        <w:t xml:space="preserve"> (15) </w:t>
+        <w:t xml:space="preserve"> (9) </w:t>
       </w:r>
       <w:r>
         <w:rPr>
@@ -9638,7 +8898,7 @@
           <w:sz w:val="15"/>
           <w:szCs w:val="15"/>
         </w:rPr>
-        <w:t xml:space="preserve"> (16) </w:t>
+        <w:t xml:space="preserve"> (10) </w:t>
       </w:r>
       <w:r>
         <w:rPr>
@@ -9670,7 +8930,7 @@
           <w:sz w:val="15"/>
           <w:szCs w:val="15"/>
         </w:rPr>
-        <w:t xml:space="preserve"> (17) </w:t>
+        <w:t xml:space="preserve"> (11) </w:t>
       </w:r>
       <w:r>
         <w:rPr>
@@ -9709,7 +8969,7 @@
           <w:sz w:val="15"/>
           <w:szCs w:val="15"/>
         </w:rPr>
-        <w:t xml:space="preserve"> (18) </w:t>
+        <w:t xml:space="preserve"> (12) </w:t>
       </w:r>
       <w:r>
         <w:rPr>
@@ -9796,7 +9056,7 @@
                 <w:sz w:val="16"/>
                 <w:szCs w:val="16"/>
               </w:rPr>
-              <w:t xml:space="preserve">things   ·   spreadsheet   ·   difference   ·   record   ·   driver-based   ·   performance   ·   happened   ·   question   ·   description   ·   incremental   ·   annual   ·   synonym   ·   Forecasting</w:t>
+              <w:t xml:space="preserve">difference   ·   measures   ·   driver-based   ·   incremental   ·   rebuilding   ·   synonym   ·   description   ·   Forecasting   ·   question   ·   record   ·   annual   ·   things   ·   enterprise</w:t>
             </w:r>
           </w:p>
         </w:tc>
@@ -9823,7 +9083,7 @@
           <w:sz w:val="16"/>
           <w:szCs w:val="16"/>
         </w:rPr>
-        <w:t xml:space="preserve">      gaps 19–22</w:t>
+        <w:t xml:space="preserve">      gaps 13–16</w:t>
       </w:r>
     </w:p>
     <w:p>
@@ -9846,7 +9106,7 @@
           <w:sz w:val="15"/>
           <w:szCs w:val="15"/>
         </w:rPr>
-        <w:t xml:space="preserve"> (19) </w:t>
+        <w:t xml:space="preserve"> (13) </w:t>
       </w:r>
       <w:r>
         <w:rPr>
@@ -9878,7 +9138,7 @@
           <w:sz w:val="15"/>
           <w:szCs w:val="15"/>
         </w:rPr>
-        <w:t xml:space="preserve"> (20) </w:t>
+        <w:t xml:space="preserve"> (14) </w:t>
       </w:r>
       <w:r>
         <w:rPr>
@@ -9907,7 +9167,7 @@
           <w:sz w:val="19"/>
           <w:szCs w:val="19"/>
         </w:rPr>
-        <w:t xml:space="preserve">A company can manage </w:t>
+        <w:t xml:space="preserve">A company can manage performance well with a </w:t>
       </w:r>
       <w:r>
         <w:rPr>
@@ -9917,7 +9177,7 @@
           <w:sz w:val="15"/>
           <w:szCs w:val="15"/>
         </w:rPr>
-        <w:t xml:space="preserve"> (21) </w:t>
+        <w:t xml:space="preserve"> (15) </w:t>
       </w:r>
       <w:r>
         <w:rPr>
@@ -9939,7 +9199,7 @@
           <w:sz w:val="19"/>
           <w:szCs w:val="19"/>
         </w:rPr>
-        <w:t xml:space="preserve"> well with a </w:t>
+        <w:t xml:space="preserve"> and badly with an </w:t>
       </w:r>
       <w:r>
         <w:rPr>
@@ -9949,7 +9209,7 @@
           <w:sz w:val="15"/>
           <w:szCs w:val="15"/>
         </w:rPr>
-        <w:t xml:space="preserve"> (22) </w:t>
+        <w:t xml:space="preserve"> (16) </w:t>
       </w:r>
       <w:r>
         <w:rPr>
@@ -9957,7 +9217,7 @@
           <w:sz w:val="19"/>
           <w:szCs w:val="19"/>
         </w:rPr>
-        <w:t xml:space="preserve">             </w:t>
+        <w:t xml:space="preserve">           </w:t>
       </w:r>
       <w:r>
         <w:rPr>
@@ -9971,7 +9231,7 @@
           <w:sz w:val="19"/>
           <w:szCs w:val="19"/>
         </w:rPr>
-        <w:t xml:space="preserve"> and badly with an expensive suite, because what the term describes is a set of linked processes rather than a product. </w:t>
+        <w:t xml:space="preserve"> suite, because what the term describes is a set of linked processes rather than a product. </w:t>
       </w:r>
       <w:r>
         <w:rPr>
@@ -10036,7 +9296,7 @@
                 <w:sz w:val="16"/>
                 <w:szCs w:val="16"/>
               </w:rPr>
-              <w:t xml:space="preserve">software   ·   spreadsheet   ·   performance   ·   stating   ·   discipline</w:t>
+              <w:t xml:space="preserve">discipline   ·   expensive   ·   spreadsheet   ·   software   ·   described</w:t>
             </w:r>
           </w:p>
         </w:tc>
@@ -10080,7 +9340,7 @@
           <w:sz w:val="15"/>
           <w:szCs w:val="15"/>
         </w:rPr>
-        <w:t xml:space="preserve">Each term sits against what it means.</w:t>
+        <w:t xml:space="preserve">Each term sits against what it means, and an instance of it.</w:t>
       </w:r>
     </w:p>
     <w:p>
@@ -10091,7 +9351,7 @@
       <w:r>
         <w:drawing>
           <wp:inline distT="0" distB="0" distL="0" distR="0">
-            <wp:extent cx="5734050" cy="3266900"/>
+            <wp:extent cx="5734050" cy="3961025"/>
             <wp:effectExtent t="0" r="0" b="0" l="0"/>
             <wp:docPr id="1" name="" descr="" title=""/>
             <wp:cNvGraphicFramePr>
@@ -10116,7 +9376,7 @@
                   <pic:spPr bwMode="auto">
                     <a:xfrm>
                       <a:off x="0" y="0"/>
-                      <a:ext cx="5734050" cy="3266900"/>
+                      <a:ext cx="5734050" cy="3961025"/>
                     </a:xfrm>
                     <a:prstGeom prst="rect">
                       <a:avLst/>
@@ -10184,7 +9444,7 @@
                 <w:sz w:val="16"/>
                 <w:szCs w:val="16"/>
               </w:rPr>
-              <w:t xml:space="preserve">Strategy   ·   primary key   ·   Review and act   ·   Planning and budgeting</w:t>
+              <w:t xml:space="preserve">Strategy   ·   relational database   ·   Review and act   ·   Planning and budgeting</w:t>
             </w:r>
           </w:p>
         </w:tc>
@@ -10441,7 +9701,7 @@
                 <w:sz w:val="16"/>
                 <w:szCs w:val="16"/>
               </w:rPr>
-              <w:t xml:space="preserve">The Gulf expansion becomes a volume and margin target</w:t>
+              <w:t xml:space="preserve">synonym</w:t>
             </w:r>
           </w:p>
         </w:tc>
@@ -10467,14 +9727,14 @@
                 <w:sz w:val="16"/>
                 <w:szCs w:val="16"/>
               </w:rPr>
-              <w:t xml:space="preserve">14  </w:t>
-            </w:r>
-            <w:r>
-              <w:rPr>
-                <w:sz w:val="16"/>
-                <w:szCs w:val="16"/>
-              </w:rPr>
-              <w:t xml:space="preserve">driver-based</w:t>
+              <w:t xml:space="preserve">11  </w:t>
+            </w:r>
+            <w:r>
+              <w:rPr>
+                <w:sz w:val="16"/>
+                <w:szCs w:val="16"/>
+              </w:rPr>
+              <w:t xml:space="preserve">annual</w:t>
             </w:r>
           </w:p>
         </w:tc>
@@ -10509,7 +9769,7 @@
                 <w:sz w:val="16"/>
                 <w:szCs w:val="16"/>
               </w:rPr>
-              <w:t xml:space="preserve">percentage</w:t>
+              <w:t xml:space="preserve">difference</w:t>
             </w:r>
           </w:p>
         </w:tc>
@@ -10535,14 +9795,14 @@
                 <w:sz w:val="16"/>
                 <w:szCs w:val="16"/>
               </w:rPr>
-              <w:t xml:space="preserve">15  </w:t>
-            </w:r>
-            <w:r>
-              <w:rPr>
-                <w:sz w:val="16"/>
-                <w:szCs w:val="16"/>
-              </w:rPr>
-              <w:t xml:space="preserve">incremental</w:t>
+              <w:t xml:space="preserve">12  </w:t>
+            </w:r>
+            <w:r>
+              <w:rPr>
+                <w:sz w:val="16"/>
+                <w:szCs w:val="16"/>
+              </w:rPr>
+              <w:t xml:space="preserve">description</w:t>
             </w:r>
           </w:p>
         </w:tc>
@@ -10577,7 +9837,7 @@
                 <w:sz w:val="16"/>
                 <w:szCs w:val="16"/>
               </w:rPr>
-              <w:t xml:space="preserve">A rolling forecast updated monthly</w:t>
+              <w:t xml:space="preserve">enterprise</w:t>
             </w:r>
           </w:p>
         </w:tc>
@@ -10603,14 +9863,14 @@
                 <w:sz w:val="16"/>
                 <w:szCs w:val="16"/>
               </w:rPr>
-              <w:t xml:space="preserve">16  </w:t>
-            </w:r>
-            <w:r>
-              <w:rPr>
-                <w:sz w:val="16"/>
-                <w:szCs w:val="16"/>
-              </w:rPr>
-              <w:t xml:space="preserve">Forecasting</w:t>
+              <w:t xml:space="preserve">13  </w:t>
+            </w:r>
+            <w:r>
+              <w:rPr>
+                <w:sz w:val="16"/>
+                <w:szCs w:val="16"/>
+              </w:rPr>
+              <w:t xml:space="preserve">software</w:t>
             </w:r>
           </w:p>
         </w:tc>
@@ -10645,7 +9905,7 @@
                 <w:sz w:val="16"/>
                 <w:szCs w:val="16"/>
               </w:rPr>
-              <w:t xml:space="preserve">Three divisions and Levant into one group figure</w:t>
+              <w:t xml:space="preserve">measures</w:t>
             </w:r>
           </w:p>
         </w:tc>
@@ -10671,14 +9931,14 @@
                 <w:sz w:val="16"/>
                 <w:szCs w:val="16"/>
               </w:rPr>
-              <w:t xml:space="preserve">17  </w:t>
-            </w:r>
-            <w:r>
-              <w:rPr>
-                <w:sz w:val="16"/>
-                <w:szCs w:val="16"/>
-              </w:rPr>
-              <w:t xml:space="preserve">annual</w:t>
+              <w:t xml:space="preserve">14  </w:t>
+            </w:r>
+            <w:r>
+              <w:rPr>
+                <w:sz w:val="16"/>
+                <w:szCs w:val="16"/>
+              </w:rPr>
+              <w:t xml:space="preserve">discipline</w:t>
             </w:r>
           </w:p>
         </w:tc>
@@ -10713,7 +9973,7 @@
                 <w:sz w:val="16"/>
                 <w:szCs w:val="16"/>
               </w:rPr>
-              <w:t xml:space="preserve">Compare actual with plan and show the gap</w:t>
+              <w:t xml:space="preserve">record</w:t>
             </w:r>
           </w:p>
         </w:tc>
@@ -10739,14 +9999,14 @@
                 <w:sz w:val="16"/>
                 <w:szCs w:val="16"/>
               </w:rPr>
-              <w:t xml:space="preserve">18  </w:t>
-            </w:r>
-            <w:r>
-              <w:rPr>
-                <w:sz w:val="16"/>
-                <w:szCs w:val="16"/>
-              </w:rPr>
-              <w:t xml:space="preserve">description</w:t>
+              <w:t xml:space="preserve">15  </w:t>
+            </w:r>
+            <w:r>
+              <w:rPr>
+                <w:sz w:val="16"/>
+                <w:szCs w:val="16"/>
+              </w:rPr>
+              <w:t xml:space="preserve">spreadsheet</w:t>
             </w:r>
           </w:p>
         </w:tc>
@@ -10781,7 +10041,7 @@
                 <w:sz w:val="16"/>
                 <w:szCs w:val="16"/>
               </w:rPr>
-              <w:t xml:space="preserve">Decide what to change, and feed it back into the plan</w:t>
+              <w:t xml:space="preserve">things</w:t>
             </w:r>
           </w:p>
         </w:tc>
@@ -10807,14 +10067,14 @@
                 <w:sz w:val="16"/>
                 <w:szCs w:val="16"/>
               </w:rPr>
-              <w:t xml:space="preserve">19  </w:t>
-            </w:r>
-            <w:r>
-              <w:rPr>
-                <w:sz w:val="16"/>
-                <w:szCs w:val="16"/>
-              </w:rPr>
-              <w:t xml:space="preserve">software</w:t>
+              <w:t xml:space="preserve">16  </w:t>
+            </w:r>
+            <w:r>
+              <w:rPr>
+                <w:sz w:val="16"/>
+                <w:szCs w:val="16"/>
+              </w:rPr>
+              <w:t xml:space="preserve">expensive</w:t>
             </w:r>
           </w:p>
         </w:tc>
@@ -10849,7 +10109,7 @@
                 <w:sz w:val="16"/>
                 <w:szCs w:val="16"/>
               </w:rPr>
-              <w:t xml:space="preserve">synonym</w:t>
+              <w:t xml:space="preserve">question</w:t>
             </w:r>
           </w:p>
         </w:tc>
@@ -10875,14 +10135,14 @@
                 <w:sz w:val="16"/>
                 <w:szCs w:val="16"/>
               </w:rPr>
-              <w:t xml:space="preserve">20  </w:t>
-            </w:r>
-            <w:r>
-              <w:rPr>
-                <w:sz w:val="16"/>
-                <w:szCs w:val="16"/>
-              </w:rPr>
-              <w:t xml:space="preserve">discipline</w:t>
+              <w:t xml:space="preserve">17  </w:t>
+            </w:r>
+            <w:r>
+              <w:rPr>
+                <w:sz w:val="16"/>
+                <w:szCs w:val="16"/>
+              </w:rPr>
+              <w:t xml:space="preserve">Strategy</w:t>
             </w:r>
           </w:p>
         </w:tc>
@@ -10917,7 +10177,7 @@
                 <w:sz w:val="16"/>
                 <w:szCs w:val="16"/>
               </w:rPr>
-              <w:t xml:space="preserve">difference</w:t>
+              <w:t xml:space="preserve">driver-based</w:t>
             </w:r>
           </w:p>
         </w:tc>
@@ -10943,14 +10203,14 @@
                 <w:sz w:val="16"/>
                 <w:szCs w:val="16"/>
               </w:rPr>
-              <w:t xml:space="preserve">21  </w:t>
-            </w:r>
-            <w:r>
-              <w:rPr>
-                <w:sz w:val="16"/>
-                <w:szCs w:val="16"/>
-              </w:rPr>
-              <w:t xml:space="preserve">performance</w:t>
+              <w:t xml:space="preserve">18  </w:t>
+            </w:r>
+            <w:r>
+              <w:rPr>
+                <w:sz w:val="16"/>
+                <w:szCs w:val="16"/>
+              </w:rPr>
+              <w:t xml:space="preserve">Planning and budgeting</w:t>
             </w:r>
           </w:p>
         </w:tc>
@@ -10985,7 +10245,7 @@
                 <w:sz w:val="16"/>
                 <w:szCs w:val="16"/>
               </w:rPr>
-              <w:t xml:space="preserve">happened</w:t>
+              <w:t xml:space="preserve">incremental</w:t>
             </w:r>
           </w:p>
         </w:tc>
@@ -11011,14 +10271,14 @@
                 <w:sz w:val="16"/>
                 <w:szCs w:val="16"/>
               </w:rPr>
-              <w:t xml:space="preserve">22  </w:t>
-            </w:r>
-            <w:r>
-              <w:rPr>
-                <w:sz w:val="16"/>
-                <w:szCs w:val="16"/>
-              </w:rPr>
-              <w:t xml:space="preserve">spreadsheet</w:t>
+              <w:t xml:space="preserve">19  </w:t>
+            </w:r>
+            <w:r>
+              <w:rPr>
+                <w:sz w:val="16"/>
+                <w:szCs w:val="16"/>
+              </w:rPr>
+              <w:t xml:space="preserve">Review and act</w:t>
             </w:r>
           </w:p>
         </w:tc>
@@ -11053,211 +10313,7 @@
                 <w:sz w:val="16"/>
                 <w:szCs w:val="16"/>
               </w:rPr>
-              <w:t xml:space="preserve">performance</w:t>
-            </w:r>
-          </w:p>
-        </w:tc>
-        <w:tc>
-          <w:tcPr>
-            <w:tcW w:type="pct" w:w="2500"/>
-            <w:tcMar>
-              <w:top w:type="dxa" w:w="20"/>
-              <w:left w:type="dxa" w:w="80"/>
-              <w:bottom w:type="dxa" w:w="20"/>
-              <w:right w:type="dxa" w:w="80"/>
-            </w:tcMar>
-          </w:tcPr>
-          <w:p>
-            <w:pPr>
-              <w:spacing w:before="12" w:after="12"/>
-            </w:pPr>
-            <w:r>
-              <w:rPr>
-                <w:b/>
-                <w:bCs/>
-                <w:color w:val="8186EF"/>
-                <w:sz w:val="16"/>
-                <w:szCs w:val="16"/>
-              </w:rPr>
-              <w:t xml:space="preserve">23  </w:t>
-            </w:r>
-            <w:r>
-              <w:rPr>
-                <w:sz w:val="16"/>
-                <w:szCs w:val="16"/>
-              </w:rPr>
-              <w:t xml:space="preserve">Strategy</w:t>
-            </w:r>
-          </w:p>
-        </w:tc>
-      </w:tr>
-      <w:tr>
-        <w:tc>
-          <w:tcPr>
-            <w:tcW w:type="pct" w:w="2500"/>
-            <w:tcMar>
-              <w:top w:type="dxa" w:w="20"/>
-              <w:left w:type="dxa" w:w="80"/>
-              <w:bottom w:type="dxa" w:w="20"/>
-              <w:right w:type="dxa" w:w="80"/>
-            </w:tcMar>
-          </w:tcPr>
-          <w:p>
-            <w:pPr>
-              <w:spacing w:before="12" w:after="12"/>
-            </w:pPr>
-            <w:r>
-              <w:rPr>
-                <w:b/>
-                <w:bCs/>
-                <w:color w:val="8186EF"/>
-                <w:sz w:val="16"/>
-                <w:szCs w:val="16"/>
-              </w:rPr>
-              <w:t xml:space="preserve">11  </w:t>
-            </w:r>
-            <w:r>
-              <w:rPr>
-                <w:sz w:val="16"/>
-                <w:szCs w:val="16"/>
-              </w:rPr>
-              <w:t xml:space="preserve">record</w:t>
-            </w:r>
-          </w:p>
-        </w:tc>
-        <w:tc>
-          <w:tcPr>
-            <w:tcW w:type="pct" w:w="2500"/>
-            <w:tcMar>
-              <w:top w:type="dxa" w:w="20"/>
-              <w:left w:type="dxa" w:w="80"/>
-              <w:bottom w:type="dxa" w:w="20"/>
-              <w:right w:type="dxa" w:w="80"/>
-            </w:tcMar>
-          </w:tcPr>
-          <w:p>
-            <w:pPr>
-              <w:spacing w:before="12" w:after="12"/>
-            </w:pPr>
-            <w:r>
-              <w:rPr>
-                <w:b/>
-                <w:bCs/>
-                <w:color w:val="8186EF"/>
-                <w:sz w:val="16"/>
-                <w:szCs w:val="16"/>
-              </w:rPr>
-              <w:t xml:space="preserve">24  </w:t>
-            </w:r>
-            <w:r>
-              <w:rPr>
-                <w:sz w:val="16"/>
-                <w:szCs w:val="16"/>
-              </w:rPr>
-              <w:t xml:space="preserve">Planning and budgeting</w:t>
-            </w:r>
-          </w:p>
-        </w:tc>
-      </w:tr>
-      <w:tr>
-        <w:tc>
-          <w:tcPr>
-            <w:tcW w:type="pct" w:w="2500"/>
-            <w:tcMar>
-              <w:top w:type="dxa" w:w="20"/>
-              <w:left w:type="dxa" w:w="80"/>
-              <w:bottom w:type="dxa" w:w="20"/>
-              <w:right w:type="dxa" w:w="80"/>
-            </w:tcMar>
-          </w:tcPr>
-          <w:p>
-            <w:pPr>
-              <w:spacing w:before="12" w:after="12"/>
-            </w:pPr>
-            <w:r>
-              <w:rPr>
-                <w:b/>
-                <w:bCs/>
-                <w:color w:val="8186EF"/>
-                <w:sz w:val="16"/>
-                <w:szCs w:val="16"/>
-              </w:rPr>
-              <w:t xml:space="preserve">12  </w:t>
-            </w:r>
-            <w:r>
-              <w:rPr>
-                <w:sz w:val="16"/>
-                <w:szCs w:val="16"/>
-              </w:rPr>
-              <w:t xml:space="preserve">things</w:t>
-            </w:r>
-          </w:p>
-        </w:tc>
-        <w:tc>
-          <w:tcPr>
-            <w:tcW w:type="pct" w:w="2500"/>
-            <w:tcMar>
-              <w:top w:type="dxa" w:w="20"/>
-              <w:left w:type="dxa" w:w="80"/>
-              <w:bottom w:type="dxa" w:w="20"/>
-              <w:right w:type="dxa" w:w="80"/>
-            </w:tcMar>
-          </w:tcPr>
-          <w:p>
-            <w:pPr>
-              <w:spacing w:before="12" w:after="12"/>
-            </w:pPr>
-            <w:r>
-              <w:rPr>
-                <w:b/>
-                <w:bCs/>
-                <w:color w:val="8186EF"/>
-                <w:sz w:val="16"/>
-                <w:szCs w:val="16"/>
-              </w:rPr>
-              <w:t xml:space="preserve">25  </w:t>
-            </w:r>
-            <w:r>
-              <w:rPr>
-                <w:sz w:val="16"/>
-                <w:szCs w:val="16"/>
-              </w:rPr>
-              <w:t xml:space="preserve">Review and act</w:t>
-            </w:r>
-          </w:p>
-        </w:tc>
-      </w:tr>
-      <w:tr>
-        <w:tc>
-          <w:tcPr>
-            <w:tcW w:type="pct" w:w="2500"/>
-            <w:tcMar>
-              <w:top w:type="dxa" w:w="20"/>
-              <w:left w:type="dxa" w:w="80"/>
-              <w:bottom w:type="dxa" w:w="20"/>
-              <w:right w:type="dxa" w:w="80"/>
-            </w:tcMar>
-          </w:tcPr>
-          <w:p>
-            <w:pPr>
-              <w:spacing w:before="12" w:after="12"/>
-            </w:pPr>
-            <w:r>
-              <w:rPr>
-                <w:b/>
-                <w:bCs/>
-                <w:color w:val="8186EF"/>
-                <w:sz w:val="16"/>
-                <w:szCs w:val="16"/>
-              </w:rPr>
-              <w:t xml:space="preserve">13  </w:t>
-            </w:r>
-            <w:r>
-              <w:rPr>
-                <w:sz w:val="16"/>
-                <w:szCs w:val="16"/>
-              </w:rPr>
-              <w:t xml:space="preserve">question</w:t>
+              <w:t xml:space="preserve">Forecasting</w:t>
             </w:r>
           </w:p>
         </w:tc>
@@ -11538,7 +10594,7 @@
           <w:sz w:val="19"/>
           <w:szCs w:val="19"/>
         </w:rPr>
-        <w:t xml:space="preserve">F.1.i is a Level C outcome, so the exam will ask what </w:t>
+        <w:t xml:space="preserve">F.1.i is a Level C </w:t>
       </w:r>
       <w:r>
         <w:rPr>
@@ -11556,7 +10612,7 @@
           <w:sz w:val="19"/>
           <w:szCs w:val="19"/>
         </w:rPr>
-        <w:t xml:space="preserve">             </w:t>
+        <w:t xml:space="preserve">           </w:t>
       </w:r>
       <w:r>
         <w:rPr>
@@ -11570,7 +10626,7 @@
           <w:sz w:val="19"/>
           <w:szCs w:val="19"/>
         </w:rPr>
-        <w:t xml:space="preserve"> management makes </w:t>
+        <w:t xml:space="preserve">, so the exam will ask what performance management makes possible and whether it is worth </w:t>
       </w:r>
       <w:r>
         <w:rPr>
@@ -11602,7 +10658,7 @@
           <w:sz w:val="19"/>
           <w:szCs w:val="19"/>
         </w:rPr>
-        <w:t xml:space="preserve"> and whether it is worth having. </w:t>
+        <w:t xml:space="preserve">. </w:t>
       </w:r>
       <w:r>
         <w:rPr>
@@ -11822,7 +10878,7 @@
           <w:sz w:val="19"/>
           <w:szCs w:val="19"/>
         </w:rPr>
-        <w:t xml:space="preserve">Once cost per case is </w:t>
+        <w:t xml:space="preserve">Once cost per case is available on </w:t>
       </w:r>
       <w:r>
         <w:rPr>
@@ -11854,7 +10910,14 @@
           <w:sz w:val="19"/>
           <w:szCs w:val="19"/>
         </w:rPr>
-        <w:t xml:space="preserve"> on demand, the budget can be built from </w:t>
+        <w:t xml:space="preserve">, the budget can be built from drivers rather than from last year. </w:t>
+      </w:r>
+      <w:r>
+        <w:rPr>
+          <w:sz w:val="19"/>
+          <w:szCs w:val="19"/>
+        </w:rPr>
+        <w:t xml:space="preserve">Volume times price gives revenue; volume times cost per case gives cost; and a change in the olive price flows through to margin without anyone </w:t>
       </w:r>
       <w:r>
         <w:rPr>
@@ -11872,7 +10935,7 @@
           <w:sz w:val="19"/>
           <w:szCs w:val="19"/>
         </w:rPr>
-        <w:t xml:space="preserve">           </w:t>
+        <w:t xml:space="preserve">            </w:t>
       </w:r>
       <w:r>
         <w:rPr>
@@ -11886,14 +10949,7 @@
           <w:sz w:val="19"/>
           <w:szCs w:val="19"/>
         </w:rPr>
-        <w:t xml:space="preserve"> rather than from last year. </w:t>
-      </w:r>
-      <w:r>
-        <w:rPr>
-          <w:sz w:val="19"/>
-          <w:szCs w:val="19"/>
-        </w:rPr>
-        <w:t xml:space="preserve">Volume times price gives revenue; volume times cost per case gives cost; and a change in the olive price flows through to margin without anyone rebuilding the model. </w:t>
+        <w:t xml:space="preserve"> the model. </w:t>
       </w:r>
       <w:r>
         <w:rPr>
@@ -11958,7 +11014,7 @@
                 <w:sz w:val="16"/>
                 <w:szCs w:val="16"/>
               </w:rPr>
-              <w:t xml:space="preserve">proposal   ·   possible   ·   materials   ·   drivers   ·   expanding   ·   available   ·   describing   ·   director   ·   performance   ·   premium   ·   integrated   ·   unverifiable   ·   arrangement</w:t>
+              <w:t xml:space="preserve">proposal   ·   having   ·   materials   ·   rebuilding   ·   expanding   ·   demand   ·   describing   ·   director   ·   outcome   ·   premium   ·   integrated   ·   unverifiable   ·   arrangement</w:t>
             </w:r>
           </w:p>
         </w:tc>
@@ -11998,7 +11054,7 @@
           <w:sz w:val="19"/>
           <w:szCs w:val="19"/>
         </w:rPr>
-        <w:t xml:space="preserve">With plan and actual in one place, the same analysis becomes available while the month is still running, which is the </w:t>
+        <w:t xml:space="preserve">With plan and actual in one place, the same analysis becomes available while the month is still running, which is the difference between </w:t>
       </w:r>
       <w:r>
         <w:rPr>
@@ -12030,7 +11086,7 @@
           <w:sz w:val="19"/>
           <w:szCs w:val="19"/>
         </w:rPr>
-        <w:t xml:space="preserve"> between explaining a loss and </w:t>
+        <w:t xml:space="preserve"> a loss and </w:t>
       </w:r>
       <w:r>
         <w:rPr>
@@ -12282,7 +11338,7 @@
           <w:sz w:val="19"/>
           <w:szCs w:val="19"/>
         </w:rPr>
-        <w:t xml:space="preserve">And </w:t>
+        <w:t xml:space="preserve">And dependence on one vendor, with the cost of </w:t>
       </w:r>
       <w:r>
         <w:rPr>
@@ -12300,7 +11356,7 @@
           <w:sz w:val="19"/>
           <w:szCs w:val="19"/>
         </w:rPr>
-        <w:t xml:space="preserve">            </w:t>
+        <w:t xml:space="preserve">           </w:t>
       </w:r>
       <w:r>
         <w:rPr>
@@ -12314,7 +11370,14 @@
           <w:sz w:val="19"/>
           <w:szCs w:val="19"/>
         </w:rPr>
-        <w:t xml:space="preserve"> on one vendor, with the cost of </w:t>
+        <w:t xml:space="preserve"> rising each year. </w:t>
+      </w:r>
+      <w:r>
+        <w:rPr>
+          <w:sz w:val="19"/>
+          <w:szCs w:val="19"/>
+        </w:rPr>
+        <w:t xml:space="preserve">For a company </w:t>
       </w:r>
       <w:r>
         <w:rPr>
@@ -12346,14 +11409,7 @@
           <w:sz w:val="19"/>
           <w:szCs w:val="19"/>
         </w:rPr>
-        <w:t xml:space="preserve"> rising each year. </w:t>
-      </w:r>
-      <w:r>
-        <w:rPr>
-          <w:sz w:val="19"/>
-          <w:szCs w:val="19"/>
-        </w:rPr>
-        <w:t xml:space="preserve">For a company </w:t>
+        <w:t xml:space="preserve"> into the Gulf the case is strong, because the questions it will need to answer are exactly the ones </w:t>
       </w:r>
       <w:r>
         <w:rPr>
@@ -12385,7 +11441,14 @@
           <w:sz w:val="19"/>
           <w:szCs w:val="19"/>
         </w:rPr>
-        <w:t xml:space="preserve"> into the Gulf the case is strong, because the </w:t>
+        <w:t xml:space="preserve"> systems cannot answer: which products earn most in which market, and what a change in volume does to cost. </w:t>
+      </w:r>
+      <w:r>
+        <w:rPr>
+          <w:sz w:val="19"/>
+          <w:szCs w:val="19"/>
+        </w:rPr>
+        <w:t xml:space="preserve">A company not growing might </w:t>
       </w:r>
       <w:r>
         <w:rPr>
@@ -12403,7 +11466,7 @@
           <w:sz w:val="19"/>
           <w:szCs w:val="19"/>
         </w:rPr>
-        <w:t xml:space="preserve">           </w:t>
+        <w:t xml:space="preserve">            </w:t>
       </w:r>
       <w:r>
         <w:rPr>
@@ -12417,14 +11480,7 @@
           <w:sz w:val="19"/>
           <w:szCs w:val="19"/>
         </w:rPr>
-        <w:t xml:space="preserve"> it will need to answer are exactly the ones separate systems cannot answer: which products earn most in which market, and what a change in volume does to cost. </w:t>
-      </w:r>
-      <w:r>
-        <w:rPr>
-          <w:sz w:val="19"/>
-          <w:szCs w:val="19"/>
-        </w:rPr>
-        <w:t xml:space="preserve">A company not growing might rationally defer. </w:t>
+        <w:t xml:space="preserve"> defer. </w:t>
       </w:r>
       <w:r>
         <w:rPr>
@@ -12496,7 +11552,7 @@
                 <w:sz w:val="16"/>
                 <w:szCs w:val="16"/>
               </w:rPr>
-              <w:t xml:space="preserve">trivial   ·   dependence   ·   things   ·   Processes   ·   preventing   ·   implementation   ·   expanding   ·   questions   ·   including   ·   leaving   ·   revenue   ·   attention   ·   difference</w:t>
+              <w:t xml:space="preserve">trivial   ·   leaving   ·   things   ·   Processes   ·   preventing   ·   implementation   ·   separate   ·   rationally   ·   including   ·   expanding   ·   available   ·   attention   ·   explaining</w:t>
             </w:r>
           </w:p>
         </w:tc>
@@ -12589,9 +11645,9 @@
         </w:tblBorders>
       </w:tblPr>
       <w:tblGrid>
+        <w:gridCol w:w="3921"/>
+        <w:gridCol w:w="1455"/>
         <w:gridCol w:w="4224"/>
-        <w:gridCol w:w="1455"/>
-        <w:gridCol w:w="3921"/>
       </w:tblGrid>
       <w:tr>
         <w:tc>
@@ -12626,7 +11682,7 @@
       <w:tr>
         <w:tc>
           <w:tcPr>
-            <w:tcW w:type="pct" w:w="2200"/>
+            <w:tcW w:type="pct" w:w="2042"/>
             <w:shd w:fill="353A7C" w:val="clear"/>
             <w:tcMar>
               <w:top w:type="dxa" w:w="50"/>
@@ -12680,7 +11736,7 @@
         </w:tc>
         <w:tc>
           <w:tcPr>
-            <w:tcW w:type="pct" w:w="2042"/>
+            <w:tcW w:type="pct" w:w="2200"/>
             <w:shd w:fill="353A7C" w:val="clear"/>
             <w:tcMar>
               <w:top w:type="dxa" w:w="50"/>
@@ -12709,7 +11765,7 @@
       <w:tr>
         <w:tc>
           <w:tcPr>
-            <w:tcW w:type="pct" w:w="2200"/>
+            <w:tcW w:type="pct" w:w="2042"/>
             <w:tcMar>
               <w:top w:type="dxa" w:w="50"/>
               <w:left w:type="dxa" w:w="110"/>
@@ -12749,14 +11805,13 @@
                 <w:sz w:val="15"/>
                 <w:szCs w:val="15"/>
               </w:rPr>
-              <w:t xml:space="preserve">________</w:t>
-            </w:r>
-          </w:p>
-        </w:tc>
-        <w:tc>
-          <w:tcPr>
-            <w:tcW w:type="pct" w:w="2042"/>
-            <w:shd w:fill="FFFFFF" w:val="clear"/>
+              <w:t xml:space="preserve">A data warehouse</w:t>
+            </w:r>
+          </w:p>
+        </w:tc>
+        <w:tc>
+          <w:tcPr>
+            <w:tcW w:type="pct" w:w="2200"/>
             <w:tcMar>
               <w:top w:type="dxa" w:w="50"/>
               <w:left w:type="dxa" w:w="110"/>
@@ -12766,17 +11821,14 @@
           </w:tcPr>
           <w:p>
             <w:pPr>
-              <w:spacing w:before="46" w:after="46"/>
-            </w:pPr>
-            <w:r>
-              <w:rPr>
-                <w:b/>
-                <w:bCs/>
-                <w:color w:val="8186EF"/>
-                <w:sz w:val="14"/>
-                <w:szCs w:val="14"/>
-              </w:rPr>
-              <w:t xml:space="preserve">(25)</w:t>
+              <w:spacing w:before="28" w:after="28"/>
+            </w:pPr>
+            <w:r>
+              <w:rPr>
+                <w:sz w:val="15"/>
+                <w:szCs w:val="15"/>
+              </w:rPr>
+              <w:t xml:space="preserve">It serves the whole enterprise and is read rather than updated</w:t>
             </w:r>
           </w:p>
         </w:tc>
@@ -12784,7 +11836,7 @@
       <w:tr>
         <w:tc>
           <w:tcPr>
-            <w:tcW w:type="pct" w:w="2200"/>
+            <w:tcW w:type="pct" w:w="2042"/>
             <w:shd w:fill="FBFAF6" w:val="clear"/>
             <w:tcMar>
               <w:top w:type="dxa" w:w="50"/>
@@ -12809,7 +11861,7 @@
         <w:tc>
           <w:tcPr>
             <w:tcW w:type="pct" w:w="758"/>
-            <w:shd w:fill="FBFAF6" w:val="clear"/>
+            <w:shd w:fill="FFFFFF" w:val="clear"/>
             <w:tcMar>
               <w:top w:type="dxa" w:w="50"/>
               <w:left w:type="dxa" w:w="110"/>
@@ -12819,20 +11871,23 @@
           </w:tcPr>
           <w:p>
             <w:pPr>
-              <w:spacing w:before="28" w:after="28"/>
-            </w:pPr>
-            <w:r>
-              <w:rPr>
-                <w:sz w:val="15"/>
-                <w:szCs w:val="15"/>
-              </w:rPr>
-              <w:t xml:space="preserve">Data mart</w:t>
-            </w:r>
-          </w:p>
-        </w:tc>
-        <w:tc>
-          <w:tcPr>
-            <w:tcW w:type="pct" w:w="2042"/>
+              <w:spacing w:before="46" w:after="46"/>
+            </w:pPr>
+            <w:r>
+              <w:rPr>
+                <w:b/>
+                <w:bCs/>
+                <w:color w:val="8186EF"/>
+                <w:sz w:val="14"/>
+                <w:szCs w:val="14"/>
+              </w:rPr>
+              <w:t xml:space="preserve">(25)</w:t>
+            </w:r>
+          </w:p>
+        </w:tc>
+        <w:tc>
+          <w:tcPr>
+            <w:tcW w:type="pct" w:w="2200"/>
             <w:shd w:fill="FBFAF6" w:val="clear"/>
             <w:tcMar>
               <w:top w:type="dxa" w:w="50"/>
@@ -12850,7 +11905,7 @@
                 <w:sz w:val="15"/>
                 <w:szCs w:val="15"/>
               </w:rPr>
-              <w:t xml:space="preserve">________</w:t>
+              <w:t xml:space="preserve">A mart applies the same structure to one subject, so that department can answer its own questions without disturbing anyone</w:t>
             </w:r>
           </w:p>
         </w:tc>
@@ -12858,7 +11913,7 @@
       <w:tr>
         <w:tc>
           <w:tcPr>
-            <w:tcW w:type="pct" w:w="2200"/>
+            <w:tcW w:type="pct" w:w="2042"/>
             <w:tcMar>
               <w:top w:type="dxa" w:w="50"/>
               <w:left w:type="dxa" w:w="110"/>
@@ -12898,13 +11953,13 @@
                 <w:sz w:val="15"/>
                 <w:szCs w:val="15"/>
               </w:rPr>
-              <w:t xml:space="preserve">________</w:t>
-            </w:r>
-          </w:p>
-        </w:tc>
-        <w:tc>
-          <w:tcPr>
-            <w:tcW w:type="pct" w:w="2042"/>
+              <w:t xml:space="preserve">A primary key</w:t>
+            </w:r>
+          </w:p>
+        </w:tc>
+        <w:tc>
+          <w:tcPr>
+            <w:tcW w:type="pct" w:w="2200"/>
             <w:shd w:fill="FFFFFF" w:val="clear"/>
             <w:tcMar>
               <w:top w:type="dxa" w:w="50"/>
@@ -12933,7 +11988,7 @@
       <w:tr>
         <w:tc>
           <w:tcPr>
-            <w:tcW w:type="pct" w:w="2200"/>
+            <w:tcW w:type="pct" w:w="2042"/>
             <w:shd w:fill="FBFAF6" w:val="clear"/>
             <w:tcMar>
               <w:top w:type="dxa" w:w="50"/>
@@ -12958,7 +12013,7 @@
         <w:tc>
           <w:tcPr>
             <w:tcW w:type="pct" w:w="758"/>
-            <w:shd w:fill="FBFAF6" w:val="clear"/>
+            <w:shd w:fill="FFFFFF" w:val="clear"/>
             <w:tcMar>
               <w:top w:type="dxa" w:w="50"/>
               <w:left w:type="dxa" w:w="110"/>
@@ -12968,20 +12023,23 @@
           </w:tcPr>
           <w:p>
             <w:pPr>
-              <w:spacing w:before="28" w:after="28"/>
-            </w:pPr>
-            <w:r>
-              <w:rPr>
-                <w:sz w:val="15"/>
-                <w:szCs w:val="15"/>
-              </w:rPr>
-              <w:t xml:space="preserve">________</w:t>
-            </w:r>
-          </w:p>
-        </w:tc>
-        <w:tc>
-          <w:tcPr>
-            <w:tcW w:type="pct" w:w="2042"/>
+              <w:spacing w:before="46" w:after="46"/>
+            </w:pPr>
+            <w:r>
+              <w:rPr>
+                <w:b/>
+                <w:bCs/>
+                <w:color w:val="8186EF"/>
+                <w:sz w:val="14"/>
+                <w:szCs w:val="14"/>
+              </w:rPr>
+              <w:t xml:space="preserve">(27)</w:t>
+            </w:r>
+          </w:p>
+        </w:tc>
+        <w:tc>
+          <w:tcPr>
+            <w:tcW w:type="pct" w:w="2200"/>
             <w:shd w:fill="FBFAF6" w:val="clear"/>
             <w:tcMar>
               <w:top w:type="dxa" w:w="50"/>
@@ -12999,7 +12057,7 @@
                 <w:sz w:val="15"/>
                 <w:szCs w:val="15"/>
               </w:rPr>
-              <w:t xml:space="preserve">It prevents an orphan record</w:t>
+              <w:t xml:space="preserve">It must match an existing primary key, which prevents an orphan record</w:t>
             </w:r>
           </w:p>
         </w:tc>
@@ -13061,7 +12119,7 @@
                 <w:sz w:val="16"/>
                 <w:szCs w:val="16"/>
               </w:rPr>
-              <w:t xml:space="preserve">It serves the whole enterprise   ·   No two rows may share it   ·   It prevents an orphan record</w:t>
+              <w:t xml:space="preserve">No two rows may share it and none may be blank   ·   Data mart   ·   Three years of order lines refreshed for analysis   ·   A foreign key</w:t>
             </w:r>
           </w:p>
         </w:tc>
@@ -13135,7 +12193,7 @@
           <w:sz w:val="16"/>
           <w:szCs w:val="16"/>
         </w:rPr>
-        <w:t xml:space="preserve">      gaps 27–31</w:t>
+        <w:t xml:space="preserve">      gaps 28–31</w:t>
       </w:r>
     </w:p>
     <w:p>
@@ -13148,7 +12206,14 @@
           <w:sz w:val="19"/>
           <w:szCs w:val="19"/>
         </w:rPr>
-        <w:t xml:space="preserve">Integration is worth most to a company whose </w:t>
+        <w:t xml:space="preserve">Integration is worth most to a company whose questions span its systems. </w:t>
+      </w:r>
+      <w:r>
+        <w:rPr>
+          <w:sz w:val="19"/>
+          <w:szCs w:val="19"/>
+        </w:rPr>
+        <w:t xml:space="preserve">The gain is not the software but the </w:t>
       </w:r>
       <w:r>
         <w:rPr>
@@ -13158,7 +12223,7 @@
           <w:sz w:val="15"/>
           <w:szCs w:val="15"/>
         </w:rPr>
-        <w:t xml:space="preserve"> (27) </w:t>
+        <w:t xml:space="preserve"> (28) </w:t>
       </w:r>
       <w:r>
         <w:rPr>
@@ -13180,14 +12245,14 @@
           <w:sz w:val="19"/>
           <w:szCs w:val="19"/>
         </w:rPr>
-        <w:t xml:space="preserve"> span its systems. </w:t>
-      </w:r>
-      <w:r>
-        <w:rPr>
-          <w:sz w:val="19"/>
-          <w:szCs w:val="19"/>
-        </w:rPr>
-        <w:t xml:space="preserve">The gain is not the </w:t>
+        <w:t xml:space="preserve"> to plan from drivers and review in time to act. </w:t>
+      </w:r>
+      <w:r>
+        <w:rPr>
+          <w:sz w:val="19"/>
+          <w:szCs w:val="19"/>
+        </w:rPr>
+        <w:t xml:space="preserve">The cost is paid in process change and vendor dependence, not only in </w:t>
       </w:r>
       <w:r>
         <w:rPr>
@@ -13197,7 +12262,7 @@
           <w:sz w:val="15"/>
           <w:szCs w:val="15"/>
         </w:rPr>
-        <w:t xml:space="preserve"> (28) </w:t>
+        <w:t xml:space="preserve"> (29) </w:t>
       </w:r>
       <w:r>
         <w:rPr>
@@ -13219,7 +12284,14 @@
           <w:sz w:val="19"/>
           <w:szCs w:val="19"/>
         </w:rPr>
-        <w:t xml:space="preserve"> but the ability to plan from </w:t>
+        <w:t xml:space="preserve"> fees. </w:t>
+      </w:r>
+      <w:r>
+        <w:rPr>
+          <w:sz w:val="19"/>
+          <w:szCs w:val="19"/>
+        </w:rPr>
+        <w:t xml:space="preserve">Heavy </w:t>
       </w:r>
       <w:r>
         <w:rPr>
@@ -13229,7 +12301,7 @@
           <w:sz w:val="15"/>
           <w:szCs w:val="15"/>
         </w:rPr>
-        <w:t xml:space="preserve"> (29) </w:t>
+        <w:t xml:space="preserve"> (30) </w:t>
       </w:r>
       <w:r>
         <w:rPr>
@@ -13237,7 +12309,7 @@
           <w:sz w:val="19"/>
           <w:szCs w:val="19"/>
         </w:rPr>
-        <w:t xml:space="preserve">           </w:t>
+        <w:t xml:space="preserve">               </w:t>
       </w:r>
       <w:r>
         <w:rPr>
@@ -13251,14 +12323,7 @@
           <w:sz w:val="19"/>
           <w:szCs w:val="19"/>
         </w:rPr>
-        <w:t xml:space="preserve"> and review in time to act. </w:t>
-      </w:r>
-      <w:r>
-        <w:rPr>
-          <w:sz w:val="19"/>
-          <w:szCs w:val="19"/>
-        </w:rPr>
-        <w:t xml:space="preserve">The cost is paid in </w:t>
+        <w:t xml:space="preserve"> destroys the benefit it was bought to </w:t>
       </w:r>
       <w:r>
         <w:rPr>
@@ -13268,7 +12333,7 @@
           <w:sz w:val="15"/>
           <w:szCs w:val="15"/>
         </w:rPr>
-        <w:t xml:space="preserve"> (30) </w:t>
+        <w:t xml:space="preserve"> (31) </w:t>
       </w:r>
       <w:r>
         <w:rPr>
@@ -13290,46 +12355,7 @@
           <w:sz w:val="19"/>
           <w:szCs w:val="19"/>
         </w:rPr>
-        <w:t xml:space="preserve"> change and vendor </w:t>
-      </w:r>
-      <w:r>
-        <w:rPr>
-          <w:b/>
-          <w:bCs/>
-          <w:color w:val="8186EF"/>
-          <w:sz w:val="15"/>
-          <w:szCs w:val="15"/>
-        </w:rPr>
-        <w:t xml:space="preserve"> (31) </w:t>
-      </w:r>
-      <w:r>
-        <w:rPr>
-          <w:u w:val="single"/>
-          <w:sz w:val="19"/>
-          <w:szCs w:val="19"/>
-        </w:rPr>
-        <w:t xml:space="preserve">            </w:t>
-      </w:r>
-      <w:r>
-        <w:rPr>
-          <w:sz w:val="19"/>
-          <w:szCs w:val="19"/>
-        </w:rPr>
-        <w:t xml:space="preserve"> </w:t>
-      </w:r>
-      <w:r>
-        <w:rPr>
-          <w:sz w:val="19"/>
-          <w:szCs w:val="19"/>
-        </w:rPr>
-        <w:t xml:space="preserve">, not only in licence fees. </w:t>
-      </w:r>
-      <w:r>
-        <w:rPr>
-          <w:sz w:val="19"/>
-          <w:szCs w:val="19"/>
-        </w:rPr>
-        <w:t xml:space="preserve">Heavy customisation destroys the benefit it was bought to protect. </w:t>
+        <w:t xml:space="preserve">. </w:t>
       </w:r>
     </w:p>
     <w:tbl>
@@ -13387,7 +12413,7 @@
                 <w:sz w:val="16"/>
                 <w:szCs w:val="16"/>
               </w:rPr>
-              <w:t xml:space="preserve">questions   ·   drivers   ·   process   ·   software   ·   dependence   ·   rationally</w:t>
+              <w:t xml:space="preserve">ability   ·   customisation   ·   protect   ·   licence   ·   preventing</w:t>
             </w:r>
           </w:p>
         </w:tc>
@@ -13474,7 +12500,7 @@
           <w:sz w:val="19"/>
           <w:szCs w:val="19"/>
         </w:rPr>
-        <w:t xml:space="preserve">A Level C question asks whether </w:t>
+        <w:t xml:space="preserve">A Level C </w:t>
       </w:r>
       <w:r>
         <w:rPr>
@@ -13492,7 +12518,7 @@
           <w:sz w:val="19"/>
           <w:szCs w:val="19"/>
         </w:rPr>
-        <w:t xml:space="preserve">             </w:t>
+        <w:t xml:space="preserve">           </w:t>
       </w:r>
       <w:r>
         <w:rPr>
@@ -13506,7 +12532,7 @@
           <w:sz w:val="19"/>
           <w:szCs w:val="19"/>
         </w:rPr>
-        <w:t xml:space="preserve"> management helps, or what it makes possible. </w:t>
+        <w:t xml:space="preserve"> asks whether performance management helps, or what it makes possible. </w:t>
       </w:r>
       <w:r>
         <w:rPr>
@@ -13642,434 +12668,7 @@
                 <w:sz w:val="16"/>
                 <w:szCs w:val="16"/>
               </w:rPr>
-              <w:t xml:space="preserve">performance   ·   arrived   ·   Answering   ·   driver-based</w:t>
-            </w:r>
-          </w:p>
-        </w:tc>
-      </w:tr>
-    </w:tbl>
-    <w:p/>
-    <w:tbl>
-      <w:tblPr>
-        <w:tblW w:type="pct" w:w="100%"/>
-        <w:tblLayout w:type="fixed"/>
-        <w:tblBorders>
-          <w:top w:val="single" w:color="353A7C" w:sz="6"/>
-          <w:left w:val="single" w:color="353A7C" w:sz="6"/>
-          <w:bottom w:val="single" w:color="353A7C" w:sz="6"/>
-          <w:right w:val="single" w:color="353A7C" w:sz="6"/>
-          <w:insideH w:val="single" w:color="353A7C" w:sz="6"/>
-          <w:insideV w:val="single" w:color="353A7C" w:sz="6"/>
-        </w:tblBorders>
-      </w:tblPr>
-      <w:tblGrid>
-        <w:gridCol w:w="4608"/>
-        <w:gridCol w:w="4992"/>
-      </w:tblGrid>
-      <w:tr>
-        <w:tc>
-          <w:tcPr>
-            <w:tcW w:type="pct" w:w="5000"/>
-            <w:gridSpan w:val="2"/>
-            <w:shd w:fill="353A7C" w:val="clear"/>
-            <w:tcMar>
-              <w:top w:type="dxa" w:w="60"/>
-              <w:left w:type="dxa" w:w="120"/>
-              <w:bottom w:type="dxa" w:w="60"/>
-              <w:right w:type="dxa" w:w="120"/>
-            </w:tcMar>
-          </w:tcPr>
-          <w:p>
-            <w:pPr>
-              <w:spacing w:before="40" w:after="40"/>
-            </w:pPr>
-            <w:r>
-              <w:rPr>
-                <w:b/>
-                <w:bCs/>
-                <w:color w:val="FFFFFF"/>
-                <w:sz w:val="17"/>
-                <w:szCs w:val="17"/>
-              </w:rPr>
-              <w:t xml:space="preserve">Exam view</w:t>
-            </w:r>
-          </w:p>
-        </w:tc>
-      </w:tr>
-      <w:tr>
-        <w:tc>
-          <w:tcPr>
-            <w:tcW w:type="pct" w:w="2400"/>
-            <w:shd w:fill="353A7C" w:val="clear"/>
-            <w:tcMar>
-              <w:top w:type="dxa" w:w="50"/>
-              <w:left w:type="dxa" w:w="110"/>
-              <w:bottom w:type="dxa" w:w="50"/>
-              <w:right w:type="dxa" w:w="110"/>
-            </w:tcMar>
-          </w:tcPr>
-          <w:p>
-            <w:pPr>
-              <w:spacing w:before="30" w:after="30"/>
-            </w:pPr>
-            <w:r>
-              <w:rPr>
-                <w:b/>
-                <w:bCs/>
-                <w:color w:val="FFFFFF"/>
-                <w:sz w:val="15"/>
-                <w:szCs w:val="15"/>
-              </w:rPr>
-              <w:t xml:space="preserve">Item</w:t>
-            </w:r>
-          </w:p>
-        </w:tc>
-        <w:tc>
-          <w:tcPr>
-            <w:tcW w:type="pct" w:w="2600"/>
-            <w:shd w:fill="353A7C" w:val="clear"/>
-            <w:tcMar>
-              <w:top w:type="dxa" w:w="50"/>
-              <w:left w:type="dxa" w:w="110"/>
-              <w:bottom w:type="dxa" w:w="50"/>
-              <w:right w:type="dxa" w:w="110"/>
-            </w:tcMar>
-          </w:tcPr>
-          <w:p>
-            <w:pPr>
-              <w:spacing w:before="30" w:after="30"/>
-            </w:pPr>
-            <w:r>
-              <w:rPr>
-                <w:b/>
-                <w:bCs/>
-                <w:color w:val="FFFFFF"/>
-                <w:sz w:val="15"/>
-                <w:szCs w:val="15"/>
-              </w:rPr>
-              <w:t xml:space="preserve">Answer</w:t>
-            </w:r>
-          </w:p>
-        </w:tc>
-      </w:tr>
-      <w:tr>
-        <w:tc>
-          <w:tcPr>
-            <w:tcW w:type="pct" w:w="2400"/>
-            <w:tcMar>
-              <w:top w:type="dxa" w:w="50"/>
-              <w:left w:type="dxa" w:w="110"/>
-              <w:bottom w:type="dxa" w:w="50"/>
-              <w:right w:type="dxa" w:w="110"/>
-            </w:tcMar>
-          </w:tcPr>
-          <w:p>
-            <w:pPr>
-              <w:spacing w:before="28" w:after="28"/>
-            </w:pPr>
-            <w:r>
-              <w:rPr>
-                <w:sz w:val="15"/>
-                <w:szCs w:val="15"/>
-              </w:rPr>
-              <w:t xml:space="preserve">One store of history, covering every subject, loaded overnight</w:t>
-            </w:r>
-          </w:p>
-        </w:tc>
-        <w:tc>
-          <w:tcPr>
-            <w:tcW w:type="pct" w:w="2600"/>
-            <w:tcMar>
-              <w:top w:type="dxa" w:w="50"/>
-              <w:left w:type="dxa" w:w="110"/>
-              <w:bottom w:type="dxa" w:w="50"/>
-              <w:right w:type="dxa" w:w="110"/>
-            </w:tcMar>
-          </w:tcPr>
-          <w:p>
-            <w:pPr>
-              <w:spacing w:before="28" w:after="28"/>
-            </w:pPr>
-            <w:r>
-              <w:rPr>
-                <w:sz w:val="15"/>
-                <w:szCs w:val="15"/>
-              </w:rPr>
-              <w:t xml:space="preserve">A </w:t>
-            </w:r>
-            <w:r>
-              <w:rPr>
-                <w:b/>
-                <w:bCs/>
-                <w:color w:val="8186EF"/>
-                <w:sz w:val="14"/>
-                <w:szCs w:val="14"/>
-              </w:rPr>
-              <w:t xml:space="preserve"> (35) </w:t>
-            </w:r>
-            <w:r>
-              <w:rPr>
-                <w:u w:val="single"/>
-                <w:sz w:val="15"/>
-                <w:szCs w:val="15"/>
-              </w:rPr>
-              <w:t xml:space="preserve">              </w:t>
-            </w:r>
-            <w:r>
-              <w:rPr>
-                <w:sz w:val="15"/>
-                <w:szCs w:val="15"/>
-              </w:rPr>
-              <w:t xml:space="preserve"> </w:t>
-            </w:r>
-            <w:r>
-              <w:rPr>
-                <w:sz w:val="15"/>
-                <w:szCs w:val="15"/>
-              </w:rPr>
-              <w:t xml:space="preserve"> — it serves the whole enterprise and is read rather than updated</w:t>
-            </w:r>
-          </w:p>
-        </w:tc>
-      </w:tr>
-      <w:tr>
-        <w:tc>
-          <w:tcPr>
-            <w:tcW w:type="pct" w:w="2400"/>
-            <w:shd w:fill="FBFAF6" w:val="clear"/>
-            <w:tcMar>
-              <w:top w:type="dxa" w:w="50"/>
-              <w:left w:type="dxa" w:w="110"/>
-              <w:bottom w:type="dxa" w:w="50"/>
-              <w:right w:type="dxa" w:w="110"/>
-            </w:tcMar>
-          </w:tcPr>
-          <w:p>
-            <w:pPr>
-              <w:spacing w:before="28" w:after="28"/>
-            </w:pPr>
-            <w:r>
-              <w:rPr>
-                <w:sz w:val="15"/>
-                <w:szCs w:val="15"/>
-              </w:rPr>
-              <w:t xml:space="preserve">A subset for the sales department only</w:t>
-            </w:r>
-          </w:p>
-        </w:tc>
-        <w:tc>
-          <w:tcPr>
-            <w:tcW w:type="pct" w:w="2600"/>
-            <w:shd w:fill="FBFAF6" w:val="clear"/>
-            <w:tcMar>
-              <w:top w:type="dxa" w:w="50"/>
-              <w:left w:type="dxa" w:w="110"/>
-              <w:bottom w:type="dxa" w:w="50"/>
-              <w:right w:type="dxa" w:w="110"/>
-            </w:tcMar>
-          </w:tcPr>
-          <w:p>
-            <w:pPr>
-              <w:spacing w:before="28" w:after="28"/>
-            </w:pPr>
-            <w:r>
-              <w:rPr>
-                <w:sz w:val="15"/>
-                <w:szCs w:val="15"/>
-              </w:rPr>
-              <w:t xml:space="preserve">Why: a mart applies the same structure to one subject, so that department can answer its own questions without disturbing anyone</w:t>
-            </w:r>
-          </w:p>
-        </w:tc>
-      </w:tr>
-      <w:tr>
-        <w:tc>
-          <w:tcPr>
-            <w:tcW w:type="pct" w:w="2400"/>
-            <w:tcMar>
-              <w:top w:type="dxa" w:w="50"/>
-              <w:left w:type="dxa" w:w="110"/>
-              <w:bottom w:type="dxa" w:w="50"/>
-              <w:right w:type="dxa" w:w="110"/>
-            </w:tcMar>
-          </w:tcPr>
-          <w:p>
-            <w:pPr>
-              <w:spacing w:before="28" w:after="28"/>
-            </w:pPr>
-            <w:r>
-              <w:rPr>
-                <w:sz w:val="15"/>
-                <w:szCs w:val="15"/>
-              </w:rPr>
-              <w:t xml:space="preserve">Uniquely identifies each row of a table</w:t>
-            </w:r>
-          </w:p>
-        </w:tc>
-        <w:tc>
-          <w:tcPr>
-            <w:tcW w:type="pct" w:w="2600"/>
-            <w:tcMar>
-              <w:top w:type="dxa" w:w="50"/>
-              <w:left w:type="dxa" w:w="110"/>
-              <w:bottom w:type="dxa" w:w="50"/>
-              <w:right w:type="dxa" w:w="110"/>
-            </w:tcMar>
-          </w:tcPr>
-          <w:p>
-            <w:pPr>
-              <w:spacing w:before="28" w:after="28"/>
-            </w:pPr>
-            <w:r>
-              <w:rPr>
-                <w:sz w:val="15"/>
-                <w:szCs w:val="15"/>
-              </w:rPr>
-              <w:t xml:space="preserve">A primary key — no two rows may share it and none may be blank</w:t>
-            </w:r>
-          </w:p>
-        </w:tc>
-      </w:tr>
-      <w:tr>
-        <w:tc>
-          <w:tcPr>
-            <w:tcW w:type="pct" w:w="2400"/>
-            <w:shd w:fill="FBFAF6" w:val="clear"/>
-            <w:tcMar>
-              <w:top w:type="dxa" w:w="50"/>
-              <w:left w:type="dxa" w:w="110"/>
-              <w:bottom w:type="dxa" w:w="50"/>
-              <w:right w:type="dxa" w:w="110"/>
-            </w:tcMar>
-          </w:tcPr>
-          <w:p>
-            <w:pPr>
-              <w:spacing w:before="28" w:after="28"/>
-            </w:pPr>
-            <w:r>
-              <w:rPr>
-                <w:sz w:val="15"/>
-                <w:szCs w:val="15"/>
-              </w:rPr>
-              <w:t xml:space="preserve">Points from one table back to another</w:t>
-            </w:r>
-          </w:p>
-        </w:tc>
-        <w:tc>
-          <w:tcPr>
-            <w:tcW w:type="pct" w:w="2600"/>
-            <w:shd w:fill="FBFAF6" w:val="clear"/>
-            <w:tcMar>
-              <w:top w:type="dxa" w:w="50"/>
-              <w:left w:type="dxa" w:w="110"/>
-              <w:bottom w:type="dxa" w:w="50"/>
-              <w:right w:type="dxa" w:w="110"/>
-            </w:tcMar>
-          </w:tcPr>
-          <w:p>
-            <w:pPr>
-              <w:spacing w:before="28" w:after="28"/>
-            </w:pPr>
-            <w:r>
-              <w:rPr>
-                <w:sz w:val="15"/>
-                <w:szCs w:val="15"/>
-              </w:rPr>
-              <w:t xml:space="preserve">A foreign key — it must match an existing </w:t>
-            </w:r>
-            <w:r>
-              <w:rPr>
-                <w:b/>
-                <w:bCs/>
-                <w:color w:val="8186EF"/>
-                <w:sz w:val="14"/>
-                <w:szCs w:val="14"/>
-              </w:rPr>
-              <w:t xml:space="preserve"> (36) </w:t>
-            </w:r>
-            <w:r>
-              <w:rPr>
-                <w:u w:val="single"/>
-                <w:sz w:val="15"/>
-                <w:szCs w:val="15"/>
-              </w:rPr>
-              <w:t xml:space="preserve">              </w:t>
-            </w:r>
-            <w:r>
-              <w:rPr>
-                <w:sz w:val="15"/>
-                <w:szCs w:val="15"/>
-              </w:rPr>
-              <w:t xml:space="preserve"> </w:t>
-            </w:r>
-            <w:r>
-              <w:rPr>
-                <w:sz w:val="15"/>
-                <w:szCs w:val="15"/>
-              </w:rPr>
-              <w:t xml:space="preserve">, which prevents an orphan record</w:t>
-            </w:r>
-          </w:p>
-        </w:tc>
-      </w:tr>
-    </w:tbl>
-    <w:p/>
-    <w:tbl>
-      <w:tblPr>
-        <w:tblW w:type="pct" w:w="100%"/>
-        <w:tblLayout w:type="fixed"/>
-        <w:tblBorders>
-          <w:top w:val="single" w:color="FBFAF6" w:sz="4"/>
-          <w:left w:val="single" w:color="FBFAF6" w:sz="4"/>
-          <w:bottom w:val="single" w:color="FBFAF6" w:sz="4"/>
-          <w:right w:val="single" w:color="FBFAF6" w:sz="4"/>
-          <w:insideH w:val="single" w:color="FBFAF6" w:sz="4"/>
-          <w:insideV w:val="single" w:color="FBFAF6" w:sz="4"/>
-        </w:tblBorders>
-      </w:tblPr>
-      <w:tblGrid>
-        <w:gridCol w:w="9600"/>
-      </w:tblGrid>
-      <w:tr>
-        <w:tc>
-          <w:tcPr>
-            <w:tcW w:type="pct" w:w="5000"/>
-            <w:shd w:fill="FBFAF6" w:val="clear"/>
-            <w:tcMar>
-              <w:top w:type="dxa" w:w="40"/>
-              <w:left w:type="dxa" w:w="100"/>
-              <w:bottom w:type="dxa" w:w="40"/>
-              <w:right w:type="dxa" w:w="100"/>
-            </w:tcMar>
-          </w:tcPr>
-          <w:p>
-            <w:pPr>
-              <w:spacing w:before="18" w:after="6"/>
-            </w:pPr>
-            <w:r>
-              <w:rPr>
-                <w:b/>
-                <w:bCs/>
-                <w:color w:val="6B7280"/>
-                <w:sz w:val="14"/>
-                <w:szCs w:val="14"/>
-              </w:rPr>
-              <w:t xml:space="preserve">word list</w:t>
-            </w:r>
-          </w:p>
-          <w:p>
-            <w:pPr>
-              <w:spacing w:before="0" w:after="18"/>
-            </w:pPr>
-            <w:r>
-              <w:rPr>
-                <w:b/>
-                <w:bCs/>
-                <w:color w:val="353A7C"/>
-                <w:sz w:val="16"/>
-                <w:szCs w:val="16"/>
-              </w:rPr>
-              <w:t xml:space="preserve">primary key   ·   data warehouse   ·   Data mart</w:t>
+              <w:t xml:space="preserve">question   ·   arrived   ·   Answering   ·   driver-based</w:t>
             </w:r>
           </w:p>
         </w:tc>
@@ -14100,7 +12699,7 @@
           <w:sz w:val="18"/>
           <w:szCs w:val="18"/>
         </w:rPr>
-        <w:t xml:space="preserve">Feature or request — Category</w:t>
+        <w:t xml:space="preserve">Exam view</w:t>
       </w:r>
     </w:p>
     <w:p>
@@ -14217,7 +12816,7 @@
                 <w:sz w:val="16"/>
                 <w:szCs w:val="16"/>
               </w:rPr>
-              <w:t xml:space="preserve">Reapplying modifications at every upgrade   ·   A matter for a data warehouse</w:t>
+              <w:t xml:space="preserve">One stored value for monthly output   ·   Reapplying modifications at every upgrade</w:t>
             </w:r>
           </w:p>
         </w:tc>
@@ -14483,14 +13082,14 @@
                 <w:sz w:val="16"/>
                 <w:szCs w:val="16"/>
               </w:rPr>
-              <w:t xml:space="preserve">21  </w:t>
-            </w:r>
-            <w:r>
-              <w:rPr>
-                <w:sz w:val="16"/>
-                <w:szCs w:val="16"/>
-              </w:rPr>
-              <w:t xml:space="preserve">dependence</w:t>
+              <w:t xml:space="preserve">20  </w:t>
+            </w:r>
+            <w:r>
+              <w:rPr>
+                <w:sz w:val="16"/>
+                <w:szCs w:val="16"/>
+              </w:rPr>
+              <w:t xml:space="preserve">including</w:t>
             </w:r>
           </w:p>
         </w:tc>
@@ -14551,7 +13150,7 @@
                 <w:sz w:val="16"/>
                 <w:szCs w:val="16"/>
               </w:rPr>
-              <w:t xml:space="preserve">22  </w:t>
+              <w:t xml:space="preserve">21  </w:t>
             </w:r>
             <w:r>
               <w:rPr>
@@ -14593,7 +13192,7 @@
                 <w:sz w:val="16"/>
                 <w:szCs w:val="16"/>
               </w:rPr>
-              <w:t xml:space="preserve">performance</w:t>
+              <w:t xml:space="preserve">outcome</w:t>
             </w:r>
           </w:p>
         </w:tc>
@@ -14619,7 +13218,7 @@
                 <w:sz w:val="16"/>
                 <w:szCs w:val="16"/>
               </w:rPr>
-              <w:t xml:space="preserve">23  </w:t>
+              <w:t xml:space="preserve">22  </w:t>
             </w:r>
             <w:r>
               <w:rPr>
@@ -14661,7 +13260,7 @@
                 <w:sz w:val="16"/>
                 <w:szCs w:val="16"/>
               </w:rPr>
-              <w:t xml:space="preserve">possible</w:t>
+              <w:t xml:space="preserve">having</w:t>
             </w:r>
           </w:p>
         </w:tc>
@@ -14687,14 +13286,14 @@
                 <w:sz w:val="16"/>
                 <w:szCs w:val="16"/>
               </w:rPr>
-              <w:t xml:space="preserve">24  </w:t>
-            </w:r>
-            <w:r>
-              <w:rPr>
-                <w:sz w:val="16"/>
-                <w:szCs w:val="16"/>
-              </w:rPr>
-              <w:t xml:space="preserve">questions</w:t>
+              <w:t xml:space="preserve">23  </w:t>
+            </w:r>
+            <w:r>
+              <w:rPr>
+                <w:sz w:val="16"/>
+                <w:szCs w:val="16"/>
+              </w:rPr>
+              <w:t xml:space="preserve">separate</w:t>
             </w:r>
           </w:p>
         </w:tc>
@@ -14755,14 +13354,14 @@
                 <w:sz w:val="16"/>
                 <w:szCs w:val="16"/>
               </w:rPr>
-              <w:t xml:space="preserve">25  </w:t>
-            </w:r>
-            <w:r>
-              <w:rPr>
-                <w:sz w:val="16"/>
-                <w:szCs w:val="16"/>
-              </w:rPr>
-              <w:t xml:space="preserve">It serves the whole enterprise</w:t>
+              <w:t xml:space="preserve">24  </w:t>
+            </w:r>
+            <w:r>
+              <w:rPr>
+                <w:sz w:val="16"/>
+                <w:szCs w:val="16"/>
+              </w:rPr>
+              <w:t xml:space="preserve">rationally</w:t>
             </w:r>
           </w:p>
         </w:tc>
@@ -14823,14 +13422,14 @@
                 <w:sz w:val="16"/>
                 <w:szCs w:val="16"/>
               </w:rPr>
-              <w:t xml:space="preserve">26  </w:t>
-            </w:r>
-            <w:r>
-              <w:rPr>
-                <w:sz w:val="16"/>
-                <w:szCs w:val="16"/>
-              </w:rPr>
-              <w:t xml:space="preserve">No two rows may share it</w:t>
+              <w:t xml:space="preserve">25  </w:t>
+            </w:r>
+            <w:r>
+              <w:rPr>
+                <w:sz w:val="16"/>
+                <w:szCs w:val="16"/>
+              </w:rPr>
+              <w:t xml:space="preserve">Data mart</w:t>
             </w:r>
           </w:p>
         </w:tc>
@@ -14891,14 +13490,14 @@
                 <w:sz w:val="16"/>
                 <w:szCs w:val="16"/>
               </w:rPr>
-              <w:t xml:space="preserve">27  </w:t>
-            </w:r>
-            <w:r>
-              <w:rPr>
-                <w:sz w:val="16"/>
-                <w:szCs w:val="16"/>
-              </w:rPr>
-              <w:t xml:space="preserve">questions</w:t>
+              <w:t xml:space="preserve">26  </w:t>
+            </w:r>
+            <w:r>
+              <w:rPr>
+                <w:sz w:val="16"/>
+                <w:szCs w:val="16"/>
+              </w:rPr>
+              <w:t xml:space="preserve">No two rows may share it and none may be blank</w:t>
             </w:r>
           </w:p>
         </w:tc>
@@ -14959,14 +13558,14 @@
                 <w:sz w:val="16"/>
                 <w:szCs w:val="16"/>
               </w:rPr>
-              <w:t xml:space="preserve">28  </w:t>
-            </w:r>
-            <w:r>
-              <w:rPr>
-                <w:sz w:val="16"/>
-                <w:szCs w:val="16"/>
-              </w:rPr>
-              <w:t xml:space="preserve">software</w:t>
+              <w:t xml:space="preserve">27  </w:t>
+            </w:r>
+            <w:r>
+              <w:rPr>
+                <w:sz w:val="16"/>
+                <w:szCs w:val="16"/>
+              </w:rPr>
+              <w:t xml:space="preserve">A foreign key</w:t>
             </w:r>
           </w:p>
         </w:tc>
@@ -15027,14 +13626,14 @@
                 <w:sz w:val="16"/>
                 <w:szCs w:val="16"/>
               </w:rPr>
-              <w:t xml:space="preserve">29  </w:t>
-            </w:r>
-            <w:r>
-              <w:rPr>
-                <w:sz w:val="16"/>
-                <w:szCs w:val="16"/>
-              </w:rPr>
-              <w:t xml:space="preserve">drivers</w:t>
+              <w:t xml:space="preserve">28  </w:t>
+            </w:r>
+            <w:r>
+              <w:rPr>
+                <w:sz w:val="16"/>
+                <w:szCs w:val="16"/>
+              </w:rPr>
+              <w:t xml:space="preserve">ability</w:t>
             </w:r>
           </w:p>
         </w:tc>
@@ -15095,14 +13694,14 @@
                 <w:sz w:val="16"/>
                 <w:szCs w:val="16"/>
               </w:rPr>
-              <w:t xml:space="preserve">30  </w:t>
-            </w:r>
-            <w:r>
-              <w:rPr>
-                <w:sz w:val="16"/>
-                <w:szCs w:val="16"/>
-              </w:rPr>
-              <w:t xml:space="preserve">process</w:t>
+              <w:t xml:space="preserve">29  </w:t>
+            </w:r>
+            <w:r>
+              <w:rPr>
+                <w:sz w:val="16"/>
+                <w:szCs w:val="16"/>
+              </w:rPr>
+              <w:t xml:space="preserve">licence</w:t>
             </w:r>
           </w:p>
         </w:tc>
@@ -15137,7 +13736,7 @@
                 <w:sz w:val="16"/>
                 <w:szCs w:val="16"/>
               </w:rPr>
-              <w:t xml:space="preserve">available</w:t>
+              <w:t xml:space="preserve">demand</w:t>
             </w:r>
           </w:p>
         </w:tc>
@@ -15163,14 +13762,14 @@
                 <w:sz w:val="16"/>
                 <w:szCs w:val="16"/>
               </w:rPr>
-              <w:t xml:space="preserve">31  </w:t>
-            </w:r>
-            <w:r>
-              <w:rPr>
-                <w:sz w:val="16"/>
-                <w:szCs w:val="16"/>
-              </w:rPr>
-              <w:t xml:space="preserve">dependence</w:t>
+              <w:t xml:space="preserve">30  </w:t>
+            </w:r>
+            <w:r>
+              <w:rPr>
+                <w:sz w:val="16"/>
+                <w:szCs w:val="16"/>
+              </w:rPr>
+              <w:t xml:space="preserve">customisation</w:t>
             </w:r>
           </w:p>
         </w:tc>
@@ -15205,7 +13804,7 @@
                 <w:sz w:val="16"/>
                 <w:szCs w:val="16"/>
               </w:rPr>
-              <w:t xml:space="preserve">drivers</w:t>
+              <w:t xml:space="preserve">rebuilding</w:t>
             </w:r>
           </w:p>
         </w:tc>
@@ -15231,14 +13830,14 @@
                 <w:sz w:val="16"/>
                 <w:szCs w:val="16"/>
               </w:rPr>
-              <w:t xml:space="preserve">32  </w:t>
-            </w:r>
-            <w:r>
-              <w:rPr>
-                <w:sz w:val="16"/>
-                <w:szCs w:val="16"/>
-              </w:rPr>
-              <w:t xml:space="preserve">performance</w:t>
+              <w:t xml:space="preserve">31  </w:t>
+            </w:r>
+            <w:r>
+              <w:rPr>
+                <w:sz w:val="16"/>
+                <w:szCs w:val="16"/>
+              </w:rPr>
+              <w:t xml:space="preserve">protect</w:t>
             </w:r>
           </w:p>
         </w:tc>
@@ -15273,7 +13872,7 @@
                 <w:sz w:val="16"/>
                 <w:szCs w:val="16"/>
               </w:rPr>
-              <w:t xml:space="preserve">difference</w:t>
+              <w:t xml:space="preserve">explaining</w:t>
             </w:r>
           </w:p>
         </w:tc>
@@ -15299,14 +13898,14 @@
                 <w:sz w:val="16"/>
                 <w:szCs w:val="16"/>
               </w:rPr>
-              <w:t xml:space="preserve">33  </w:t>
-            </w:r>
-            <w:r>
-              <w:rPr>
-                <w:sz w:val="16"/>
-                <w:szCs w:val="16"/>
-              </w:rPr>
-              <w:t xml:space="preserve">driver-based</w:t>
+              <w:t xml:space="preserve">32  </w:t>
+            </w:r>
+            <w:r>
+              <w:rPr>
+                <w:sz w:val="16"/>
+                <w:szCs w:val="16"/>
+              </w:rPr>
+              <w:t xml:space="preserve">question</w:t>
             </w:r>
           </w:p>
         </w:tc>
@@ -15367,14 +13966,14 @@
                 <w:sz w:val="16"/>
                 <w:szCs w:val="16"/>
               </w:rPr>
-              <w:t xml:space="preserve">34  </w:t>
-            </w:r>
-            <w:r>
-              <w:rPr>
-                <w:sz w:val="16"/>
-                <w:szCs w:val="16"/>
-              </w:rPr>
-              <w:t xml:space="preserve">Answering</w:t>
+              <w:t xml:space="preserve">33  </w:t>
+            </w:r>
+            <w:r>
+              <w:rPr>
+                <w:sz w:val="16"/>
+                <w:szCs w:val="16"/>
+              </w:rPr>
+              <w:t xml:space="preserve">driver-based</w:t>
             </w:r>
           </w:p>
         </w:tc>
@@ -15435,14 +14034,14 @@
                 <w:sz w:val="16"/>
                 <w:szCs w:val="16"/>
               </w:rPr>
-              <w:t xml:space="preserve">35  </w:t>
-            </w:r>
-            <w:r>
-              <w:rPr>
-                <w:sz w:val="16"/>
-                <w:szCs w:val="16"/>
-              </w:rPr>
-              <w:t xml:space="preserve">data warehouse</w:t>
+              <w:t xml:space="preserve">34  </w:t>
+            </w:r>
+            <w:r>
+              <w:rPr>
+                <w:sz w:val="16"/>
+                <w:szCs w:val="16"/>
+              </w:rPr>
+              <w:t xml:space="preserve">Answering</w:t>
             </w:r>
           </w:p>
         </w:tc>
@@ -15503,14 +14102,14 @@
                 <w:sz w:val="16"/>
                 <w:szCs w:val="16"/>
               </w:rPr>
-              <w:t xml:space="preserve">36  </w:t>
-            </w:r>
-            <w:r>
-              <w:rPr>
-                <w:sz w:val="16"/>
-                <w:szCs w:val="16"/>
-              </w:rPr>
-              <w:t xml:space="preserve">primary key</w:t>
+              <w:t xml:space="preserve">35  </w:t>
+            </w:r>
+            <w:r>
+              <w:rPr>
+                <w:sz w:val="16"/>
+                <w:szCs w:val="16"/>
+              </w:rPr>
+              <w:t xml:space="preserve">Reapplying modifications at every upgrade</w:t>
             </w:r>
           </w:p>
         </w:tc>
@@ -15571,14 +14170,14 @@
                 <w:sz w:val="16"/>
                 <w:szCs w:val="16"/>
               </w:rPr>
-              <w:t xml:space="preserve">37  </w:t>
-            </w:r>
-            <w:r>
-              <w:rPr>
-                <w:sz w:val="16"/>
-                <w:szCs w:val="16"/>
-              </w:rPr>
-              <w:t xml:space="preserve">Reapplying modifications at every upgrade</w:t>
+              <w:t xml:space="preserve">36  </w:t>
+            </w:r>
+            <w:r>
+              <w:rPr>
+                <w:sz w:val="16"/>
+                <w:szCs w:val="16"/>
+              </w:rPr>
+              <w:t xml:space="preserve">module</w:t>
             </w:r>
           </w:p>
         </w:tc>
@@ -15639,14 +14238,14 @@
                 <w:sz w:val="16"/>
                 <w:szCs w:val="16"/>
               </w:rPr>
-              <w:t xml:space="preserve">38  </w:t>
-            </w:r>
-            <w:r>
-              <w:rPr>
-                <w:sz w:val="16"/>
-                <w:szCs w:val="16"/>
-              </w:rPr>
-              <w:t xml:space="preserve">module</w:t>
+              <w:t xml:space="preserve">37  </w:t>
+            </w:r>
+            <w:r>
+              <w:rPr>
+                <w:sz w:val="16"/>
+                <w:szCs w:val="16"/>
+              </w:rPr>
+              <w:t xml:space="preserve">data mart</w:t>
             </w:r>
           </w:p>
         </w:tc>
@@ -15682,74 +14281,6 @@
                 <w:szCs w:val="16"/>
               </w:rPr>
               <w:t xml:space="preserve">Processes</w:t>
-            </w:r>
-          </w:p>
-        </w:tc>
-        <w:tc>
-          <w:tcPr>
-            <w:tcW w:type="pct" w:w="2500"/>
-            <w:tcMar>
-              <w:top w:type="dxa" w:w="20"/>
-              <w:left w:type="dxa" w:w="80"/>
-              <w:bottom w:type="dxa" w:w="20"/>
-              <w:right w:type="dxa" w:w="80"/>
-            </w:tcMar>
-          </w:tcPr>
-          <w:p>
-            <w:pPr>
-              <w:spacing w:before="12" w:after="12"/>
-            </w:pPr>
-            <w:r>
-              <w:rPr>
-                <w:b/>
-                <w:bCs/>
-                <w:color w:val="8186EF"/>
-                <w:sz w:val="16"/>
-                <w:szCs w:val="16"/>
-              </w:rPr>
-              <w:t xml:space="preserve">39  </w:t>
-            </w:r>
-            <w:r>
-              <w:rPr>
-                <w:sz w:val="16"/>
-                <w:szCs w:val="16"/>
-              </w:rPr>
-              <w:t xml:space="preserve">data mart</w:t>
-            </w:r>
-          </w:p>
-        </w:tc>
-      </w:tr>
-      <w:tr>
-        <w:tc>
-          <w:tcPr>
-            <w:tcW w:type="pct" w:w="2500"/>
-            <w:tcMar>
-              <w:top w:type="dxa" w:w="20"/>
-              <w:left w:type="dxa" w:w="80"/>
-              <w:bottom w:type="dxa" w:w="20"/>
-              <w:right w:type="dxa" w:w="80"/>
-            </w:tcMar>
-          </w:tcPr>
-          <w:p>
-            <w:pPr>
-              <w:spacing w:before="12" w:after="12"/>
-            </w:pPr>
-            <w:r>
-              <w:rPr>
-                <w:b/>
-                <w:bCs/>
-                <w:color w:val="8186EF"/>
-                <w:sz w:val="16"/>
-                <w:szCs w:val="16"/>
-              </w:rPr>
-              <w:t xml:space="preserve">20  </w:t>
-            </w:r>
-            <w:r>
-              <w:rPr>
-                <w:sz w:val="16"/>
-                <w:szCs w:val="16"/>
-              </w:rPr>
-              <w:t xml:space="preserve">including</w:t>
             </w:r>
           </w:p>
         </w:tc>
